--- a/public/docs/ОФЕРТА.docx
+++ b/public/docs/ОФЕРТА.docx
@@ -24,6 +24,7 @@
         <w:jc w:val="center"/>
         <w:rPr>
           <w:b w:val="1"/>
+          <w:bCs w:val="1"/>
           <w:sz w:val="20"/>
           <w:szCs w:val="20"/>
         </w:rPr>
@@ -31,11 +32,12 @@
       <w:r>
         <w:rPr>
           <w:b w:val="1"/>
-          <w:sz w:val="20"/>
-          <w:szCs w:val="20"/>
-          <w:rtl w:val="0"/>
-        </w:rPr>
-        <w:t xml:space="preserve">МАГАЗИНА КУЗОВНЫХ ПОРОГОВ И АРОК «2POROGA»</w:t>
+          <w:bCs w:val="1"/>
+          <w:sz w:val="20"/>
+          <w:szCs w:val="20"/>
+          <w:rtl w:val="0"/>
+        </w:rPr>
+        <w:t xml:space="preserve">МАГАЗИНА КУЗОВНЫХ ПОРОГОВ И АРОК «ДВАПОРОГА»</w:t>
       </w:r>
     </w:p>
     <w:p>
@@ -58,7 +60,9 @@
         <w:rPr>
           <w:rFonts w:ascii="Times New Roman" w:cs="Times New Roman" w:eastAsia="Times New Roman" w:hAnsi="Times New Roman"/>
           <w:b w:val="0"/>
-          <w:i w:val="0"/>
+          <w:bCs w:val="0"/>
+          <w:i w:val="0"/>
+          <w:iCs w:val="0"/>
           <w:smallCaps w:val="0"/>
           <w:strike w:val="0"/>
           <w:color w:val="000000"/>
@@ -95,22 +99,26 @@
         <w:rPr>
           <w:rFonts w:ascii="Times New Roman" w:cs="Times New Roman" w:eastAsia="Times New Roman" w:hAnsi="Times New Roman"/>
           <w:b w:val="0"/>
-          <w:i w:val="0"/>
-          <w:smallCaps w:val="0"/>
-          <w:strike w:val="0"/>
-          <w:color w:val="000000"/>
-          <w:sz w:val="20"/>
-          <w:szCs w:val="20"/>
-          <w:u w:val="none"/>
-          <w:shd w:fill="auto" w:val="clear"/>
-          <w:vertAlign w:val="baseline"/>
-        </w:rPr>
-      </w:pPr>
-      <w:r>
-        <w:rPr>
-          <w:rFonts w:ascii="Times New Roman" w:cs="Times New Roman" w:eastAsia="Times New Roman" w:hAnsi="Times New Roman"/>
-          <w:b w:val="0"/>
-          <w:i w:val="0"/>
+          <w:bCs w:val="0"/>
+          <w:i w:val="0"/>
+          <w:iCs w:val="0"/>
+          <w:smallCaps w:val="0"/>
+          <w:strike w:val="0"/>
+          <w:color w:val="000000"/>
+          <w:sz w:val="20"/>
+          <w:szCs w:val="20"/>
+          <w:u w:val="none"/>
+          <w:shd w:fill="auto" w:val="clear"/>
+          <w:vertAlign w:val="baseline"/>
+        </w:rPr>
+      </w:pPr>
+      <w:r>
+        <w:rPr>
+          <w:rFonts w:ascii="Times New Roman" w:cs="Times New Roman" w:eastAsia="Times New Roman" w:hAnsi="Times New Roman"/>
+          <w:b w:val="0"/>
+          <w:bCs w:val="0"/>
+          <w:i w:val="0"/>
+          <w:iCs w:val="0"/>
           <w:smallCaps w:val="0"/>
           <w:strike w:val="0"/>
           <w:color w:val="000000"/>
@@ -129,13 +137,15 @@
           <w:szCs w:val="20"/>
           <w:rtl w:val="0"/>
         </w:rPr>
-        <w:t xml:space="preserve">2POROGA</w:t>
-      </w:r>
-      <w:r>
-        <w:rPr>
-          <w:rFonts w:ascii="Times New Roman" w:cs="Times New Roman" w:eastAsia="Times New Roman" w:hAnsi="Times New Roman"/>
-          <w:b w:val="0"/>
-          <w:i w:val="0"/>
+        <w:t xml:space="preserve">ДВАПОРОГА</w:t>
+      </w:r>
+      <w:r>
+        <w:rPr>
+          <w:rFonts w:ascii="Times New Roman" w:cs="Times New Roman" w:eastAsia="Times New Roman" w:hAnsi="Times New Roman"/>
+          <w:b w:val="0"/>
+          <w:bCs w:val="0"/>
+          <w:i w:val="0"/>
+          <w:iCs w:val="0"/>
           <w:smallCaps w:val="0"/>
           <w:strike w:val="0"/>
           <w:color w:val="000000"/>
@@ -160,7 +170,9 @@
         <w:rPr>
           <w:rFonts w:ascii="Times New Roman" w:cs="Times New Roman" w:eastAsia="Times New Roman" w:hAnsi="Times New Roman"/>
           <w:b w:val="0"/>
-          <w:i w:val="0"/>
+          <w:bCs w:val="0"/>
+          <w:i w:val="0"/>
+          <w:iCs w:val="0"/>
           <w:smallCaps w:val="0"/>
           <w:strike w:val="0"/>
           <w:color w:val="000000"/>
@@ -194,7 +206,9 @@
         <w:rPr>
           <w:rFonts w:ascii="Times New Roman" w:cs="Times New Roman" w:eastAsia="Times New Roman" w:hAnsi="Times New Roman"/>
           <w:b w:val="0"/>
-          <w:i w:val="0"/>
+          <w:bCs w:val="0"/>
+          <w:i w:val="0"/>
+          <w:iCs w:val="0"/>
           <w:smallCaps w:val="0"/>
           <w:strike w:val="0"/>
           <w:color w:val="000000"/>
@@ -247,7 +261,9 @@
         <w:rPr>
           <w:rFonts w:ascii="Times New Roman" w:cs="Times New Roman" w:eastAsia="Times New Roman" w:hAnsi="Times New Roman"/>
           <w:b w:val="1"/>
-          <w:i w:val="0"/>
+          <w:bCs w:val="1"/>
+          <w:i w:val="0"/>
+          <w:iCs w:val="0"/>
           <w:smallCaps w:val="0"/>
           <w:strike w:val="0"/>
           <w:color w:val="000000"/>
@@ -318,7 +334,9 @@
               <w:rPr>
                 <w:rFonts w:ascii="Times New Roman" w:cs="Times New Roman" w:eastAsia="Times New Roman" w:hAnsi="Times New Roman"/>
                 <w:b w:val="1"/>
+                <w:bCs w:val="1"/>
                 <w:i w:val="0"/>
+                <w:iCs w:val="0"/>
                 <w:smallCaps w:val="0"/>
                 <w:strike w:val="0"/>
                 <w:color w:val="000000"/>
@@ -333,7 +351,9 @@
               <w:rPr>
                 <w:rFonts w:ascii="Times New Roman" w:cs="Times New Roman" w:eastAsia="Times New Roman" w:hAnsi="Times New Roman"/>
                 <w:b w:val="1"/>
+                <w:bCs w:val="1"/>
                 <w:i w:val="0"/>
+                <w:iCs w:val="0"/>
                 <w:smallCaps w:val="0"/>
                 <w:strike w:val="0"/>
                 <w:color w:val="000000"/>
@@ -369,7 +389,9 @@
               <w:rPr>
                 <w:rFonts w:ascii="Times New Roman" w:cs="Times New Roman" w:eastAsia="Times New Roman" w:hAnsi="Times New Roman"/>
                 <w:b w:val="0"/>
+                <w:bCs w:val="0"/>
                 <w:i w:val="0"/>
+                <w:iCs w:val="0"/>
                 <w:smallCaps w:val="0"/>
                 <w:strike w:val="0"/>
                 <w:color w:val="000000"/>
@@ -401,7 +423,9 @@
               <w:rPr>
                 <w:rFonts w:ascii="Times New Roman" w:cs="Times New Roman" w:eastAsia="Times New Roman" w:hAnsi="Times New Roman"/>
                 <w:b w:val="0"/>
+                <w:bCs w:val="0"/>
                 <w:i w:val="0"/>
+                <w:iCs w:val="0"/>
                 <w:smallCaps w:val="0"/>
                 <w:strike w:val="0"/>
                 <w:color w:val="000000"/>
@@ -444,7 +468,9 @@
               <w:rPr>
                 <w:rFonts w:ascii="Times New Roman" w:cs="Times New Roman" w:eastAsia="Times New Roman" w:hAnsi="Times New Roman"/>
                 <w:b w:val="1"/>
+                <w:bCs w:val="1"/>
                 <w:i w:val="0"/>
+                <w:iCs w:val="0"/>
                 <w:smallCaps w:val="0"/>
                 <w:strike w:val="0"/>
                 <w:color w:val="000000"/>
@@ -459,7 +485,9 @@
               <w:rPr>
                 <w:rFonts w:ascii="Times New Roman" w:cs="Times New Roman" w:eastAsia="Times New Roman" w:hAnsi="Times New Roman"/>
                 <w:b w:val="1"/>
+                <w:bCs w:val="1"/>
                 <w:i w:val="0"/>
+                <w:iCs w:val="0"/>
                 <w:smallCaps w:val="0"/>
                 <w:strike w:val="0"/>
                 <w:color w:val="000000"/>
@@ -495,7 +523,9 @@
               <w:rPr>
                 <w:rFonts w:ascii="Times New Roman" w:cs="Times New Roman" w:eastAsia="Times New Roman" w:hAnsi="Times New Roman"/>
                 <w:b w:val="0"/>
+                <w:bCs w:val="0"/>
                 <w:i w:val="0"/>
+                <w:iCs w:val="0"/>
                 <w:smallCaps w:val="0"/>
                 <w:strike w:val="0"/>
                 <w:color w:val="000000"/>
@@ -510,7 +540,9 @@
               <w:rPr>
                 <w:rFonts w:ascii="Times New Roman" w:cs="Times New Roman" w:eastAsia="Times New Roman" w:hAnsi="Times New Roman"/>
                 <w:b w:val="0"/>
+                <w:bCs w:val="0"/>
                 <w:i w:val="0"/>
+                <w:iCs w:val="0"/>
                 <w:smallCaps w:val="0"/>
                 <w:strike w:val="0"/>
                 <w:color w:val="000000"/>
@@ -553,7 +585,9 @@
               <w:rPr>
                 <w:rFonts w:ascii="Times New Roman" w:cs="Times New Roman" w:eastAsia="Times New Roman" w:hAnsi="Times New Roman"/>
                 <w:b w:val="1"/>
+                <w:bCs w:val="1"/>
                 <w:i w:val="0"/>
+                <w:iCs w:val="0"/>
                 <w:smallCaps w:val="0"/>
                 <w:strike w:val="0"/>
                 <w:color w:val="000000"/>
@@ -568,7 +602,9 @@
               <w:rPr>
                 <w:rFonts w:ascii="Times New Roman" w:cs="Times New Roman" w:eastAsia="Times New Roman" w:hAnsi="Times New Roman"/>
                 <w:b w:val="1"/>
+                <w:bCs w:val="1"/>
                 <w:i w:val="0"/>
+                <w:iCs w:val="0"/>
                 <w:smallCaps w:val="0"/>
                 <w:strike w:val="0"/>
                 <w:color w:val="000000"/>
@@ -604,7 +640,9 @@
               <w:rPr>
                 <w:rFonts w:ascii="Times New Roman" w:cs="Times New Roman" w:eastAsia="Times New Roman" w:hAnsi="Times New Roman"/>
                 <w:b w:val="0"/>
+                <w:bCs w:val="0"/>
                 <w:i w:val="0"/>
+                <w:iCs w:val="0"/>
                 <w:smallCaps w:val="0"/>
                 <w:strike w:val="0"/>
                 <w:color w:val="000000"/>
@@ -619,7 +657,9 @@
               <w:rPr>
                 <w:rFonts w:ascii="Times New Roman" w:cs="Times New Roman" w:eastAsia="Times New Roman" w:hAnsi="Times New Roman"/>
                 <w:b w:val="0"/>
+                <w:bCs w:val="0"/>
                 <w:i w:val="0"/>
+                <w:iCs w:val="0"/>
                 <w:smallCaps w:val="0"/>
                 <w:strike w:val="0"/>
                 <w:color w:val="000000"/>
@@ -638,13 +678,15 @@
                 <w:szCs w:val="20"/>
                 <w:rtl w:val="0"/>
               </w:rPr>
-              <w:t xml:space="preserve">2POROGA</w:t>
+              <w:t xml:space="preserve">ДВАПОРОГА</w:t>
             </w:r>
             <w:r>
               <w:rPr>
                 <w:rFonts w:ascii="Times New Roman" w:cs="Times New Roman" w:eastAsia="Times New Roman" w:hAnsi="Times New Roman"/>
                 <w:b w:val="0"/>
+                <w:bCs w:val="0"/>
                 <w:i w:val="0"/>
+                <w:iCs w:val="0"/>
                 <w:smallCaps w:val="0"/>
                 <w:strike w:val="0"/>
                 <w:color w:val="000000"/>
@@ -687,7 +729,9 @@
               <w:rPr>
                 <w:rFonts w:ascii="Times New Roman" w:cs="Times New Roman" w:eastAsia="Times New Roman" w:hAnsi="Times New Roman"/>
                 <w:b w:val="1"/>
+                <w:bCs w:val="1"/>
                 <w:i w:val="0"/>
+                <w:iCs w:val="0"/>
                 <w:smallCaps w:val="0"/>
                 <w:strike w:val="0"/>
                 <w:color w:val="000000"/>
@@ -702,7 +746,9 @@
               <w:rPr>
                 <w:rFonts w:ascii="Times New Roman" w:cs="Times New Roman" w:eastAsia="Times New Roman" w:hAnsi="Times New Roman"/>
                 <w:b w:val="1"/>
+                <w:bCs w:val="1"/>
                 <w:i w:val="0"/>
+                <w:iCs w:val="0"/>
                 <w:smallCaps w:val="0"/>
                 <w:strike w:val="0"/>
                 <w:color w:val="000000"/>
@@ -738,7 +784,9 @@
               <w:rPr>
                 <w:rFonts w:ascii="Times New Roman" w:cs="Times New Roman" w:eastAsia="Times New Roman" w:hAnsi="Times New Roman"/>
                 <w:b w:val="0"/>
+                <w:bCs w:val="0"/>
                 <w:i w:val="0"/>
+                <w:iCs w:val="0"/>
                 <w:smallCaps w:val="0"/>
                 <w:strike w:val="0"/>
                 <w:color w:val="000000"/>
@@ -753,7 +801,9 @@
               <w:rPr>
                 <w:rFonts w:ascii="Times New Roman" w:cs="Times New Roman" w:eastAsia="Times New Roman" w:hAnsi="Times New Roman"/>
                 <w:b w:val="0"/>
+                <w:bCs w:val="0"/>
                 <w:i w:val="0"/>
+                <w:iCs w:val="0"/>
                 <w:smallCaps w:val="0"/>
                 <w:strike w:val="0"/>
                 <w:color w:val="000000"/>
@@ -796,7 +846,9 @@
               <w:rPr>
                 <w:rFonts w:ascii="Times New Roman" w:cs="Times New Roman" w:eastAsia="Times New Roman" w:hAnsi="Times New Roman"/>
                 <w:b w:val="1"/>
+                <w:bCs w:val="1"/>
                 <w:i w:val="0"/>
+                <w:iCs w:val="0"/>
                 <w:smallCaps w:val="0"/>
                 <w:strike w:val="0"/>
                 <w:color w:val="000000"/>
@@ -811,7 +863,9 @@
               <w:rPr>
                 <w:rFonts w:ascii="Times New Roman" w:cs="Times New Roman" w:eastAsia="Times New Roman" w:hAnsi="Times New Roman"/>
                 <w:b w:val="1"/>
+                <w:bCs w:val="1"/>
                 <w:i w:val="0"/>
+                <w:iCs w:val="0"/>
                 <w:smallCaps w:val="0"/>
                 <w:strike w:val="0"/>
                 <w:color w:val="000000"/>
@@ -847,7 +901,9 @@
               <w:rPr>
                 <w:rFonts w:ascii="Times New Roman" w:cs="Times New Roman" w:eastAsia="Times New Roman" w:hAnsi="Times New Roman"/>
                 <w:b w:val="0"/>
+                <w:bCs w:val="0"/>
                 <w:i w:val="0"/>
+                <w:iCs w:val="0"/>
                 <w:smallCaps w:val="0"/>
                 <w:strike w:val="0"/>
                 <w:color w:val="000000"/>
@@ -862,7 +918,9 @@
               <w:rPr>
                 <w:rFonts w:ascii="Times New Roman" w:cs="Times New Roman" w:eastAsia="Times New Roman" w:hAnsi="Times New Roman"/>
                 <w:b w:val="0"/>
+                <w:bCs w:val="0"/>
                 <w:i w:val="0"/>
+                <w:iCs w:val="0"/>
                 <w:smallCaps w:val="0"/>
                 <w:strike w:val="0"/>
                 <w:color w:val="000000"/>
@@ -905,7 +963,9 @@
               <w:rPr>
                 <w:rFonts w:ascii="Times New Roman" w:cs="Times New Roman" w:eastAsia="Times New Roman" w:hAnsi="Times New Roman"/>
                 <w:b w:val="1"/>
+                <w:bCs w:val="1"/>
                 <w:i w:val="0"/>
+                <w:iCs w:val="0"/>
                 <w:smallCaps w:val="0"/>
                 <w:strike w:val="0"/>
                 <w:color w:val="000000"/>
@@ -920,7 +980,9 @@
               <w:rPr>
                 <w:rFonts w:ascii="Times New Roman" w:cs="Times New Roman" w:eastAsia="Times New Roman" w:hAnsi="Times New Roman"/>
                 <w:b w:val="1"/>
+                <w:bCs w:val="1"/>
                 <w:i w:val="0"/>
+                <w:iCs w:val="0"/>
                 <w:smallCaps w:val="0"/>
                 <w:strike w:val="0"/>
                 <w:color w:val="000000"/>
@@ -956,7 +1018,9 @@
               <w:rPr>
                 <w:rFonts w:ascii="Times New Roman" w:cs="Times New Roman" w:eastAsia="Times New Roman" w:hAnsi="Times New Roman"/>
                 <w:b w:val="0"/>
+                <w:bCs w:val="0"/>
                 <w:i w:val="0"/>
+                <w:iCs w:val="0"/>
                 <w:smallCaps w:val="0"/>
                 <w:strike w:val="0"/>
                 <w:color w:val="000000"/>
@@ -971,7 +1035,9 @@
               <w:rPr>
                 <w:rFonts w:ascii="Times New Roman" w:cs="Times New Roman" w:eastAsia="Times New Roman" w:hAnsi="Times New Roman"/>
                 <w:b w:val="0"/>
+                <w:bCs w:val="0"/>
                 <w:i w:val="0"/>
+                <w:iCs w:val="0"/>
                 <w:smallCaps w:val="0"/>
                 <w:strike w:val="0"/>
                 <w:color w:val="000000"/>
@@ -1014,7 +1080,9 @@
               <w:rPr>
                 <w:rFonts w:ascii="Times New Roman" w:cs="Times New Roman" w:eastAsia="Times New Roman" w:hAnsi="Times New Roman"/>
                 <w:b w:val="1"/>
+                <w:bCs w:val="1"/>
                 <w:i w:val="0"/>
+                <w:iCs w:val="0"/>
                 <w:smallCaps w:val="0"/>
                 <w:strike w:val="0"/>
                 <w:color w:val="000000"/>
@@ -1029,7 +1097,9 @@
               <w:rPr>
                 <w:rFonts w:ascii="Times New Roman" w:cs="Times New Roman" w:eastAsia="Times New Roman" w:hAnsi="Times New Roman"/>
                 <w:b w:val="1"/>
+                <w:bCs w:val="1"/>
                 <w:i w:val="0"/>
+                <w:iCs w:val="0"/>
                 <w:smallCaps w:val="0"/>
                 <w:strike w:val="0"/>
                 <w:color w:val="000000"/>
@@ -1065,7 +1135,9 @@
               <w:rPr>
                 <w:rFonts w:ascii="Times New Roman" w:cs="Times New Roman" w:eastAsia="Times New Roman" w:hAnsi="Times New Roman"/>
                 <w:b w:val="0"/>
+                <w:bCs w:val="0"/>
                 <w:i w:val="0"/>
+                <w:iCs w:val="0"/>
                 <w:smallCaps w:val="0"/>
                 <w:strike w:val="0"/>
                 <w:color w:val="000000"/>
@@ -1080,7 +1152,9 @@
               <w:rPr>
                 <w:rFonts w:ascii="Times New Roman" w:cs="Times New Roman" w:eastAsia="Times New Roman" w:hAnsi="Times New Roman"/>
                 <w:b w:val="0"/>
+                <w:bCs w:val="0"/>
                 <w:i w:val="0"/>
+                <w:iCs w:val="0"/>
                 <w:smallCaps w:val="0"/>
                 <w:strike w:val="0"/>
                 <w:color w:val="000000"/>
@@ -1113,7 +1187,9 @@
               <w:rPr>
                 <w:rFonts w:ascii="Times New Roman" w:cs="Times New Roman" w:eastAsia="Times New Roman" w:hAnsi="Times New Roman"/>
                 <w:b w:val="0"/>
+                <w:bCs w:val="0"/>
                 <w:i w:val="0"/>
+                <w:iCs w:val="0"/>
                 <w:smallCaps w:val="0"/>
                 <w:strike w:val="0"/>
                 <w:color w:val="000000"/>
@@ -1128,7 +1204,9 @@
               <w:rPr>
                 <w:rFonts w:ascii="Times New Roman" w:cs="Times New Roman" w:eastAsia="Times New Roman" w:hAnsi="Times New Roman"/>
                 <w:b w:val="0"/>
+                <w:bCs w:val="0"/>
                 <w:i w:val="0"/>
+                <w:iCs w:val="0"/>
                 <w:smallCaps w:val="0"/>
                 <w:strike w:val="0"/>
                 <w:color w:val="000000"/>
@@ -1188,7 +1266,9 @@
               <w:rPr>
                 <w:rFonts w:ascii="Times New Roman" w:cs="Times New Roman" w:eastAsia="Times New Roman" w:hAnsi="Times New Roman"/>
                 <w:b w:val="1"/>
+                <w:bCs w:val="1"/>
                 <w:i w:val="0"/>
+                <w:iCs w:val="0"/>
                 <w:smallCaps w:val="0"/>
                 <w:strike w:val="0"/>
                 <w:color w:val="000000"/>
@@ -1203,7 +1283,9 @@
               <w:rPr>
                 <w:rFonts w:ascii="Times New Roman" w:cs="Times New Roman" w:eastAsia="Times New Roman" w:hAnsi="Times New Roman"/>
                 <w:b w:val="1"/>
+                <w:bCs w:val="1"/>
                 <w:i w:val="0"/>
+                <w:iCs w:val="0"/>
                 <w:smallCaps w:val="0"/>
                 <w:strike w:val="0"/>
                 <w:color w:val="000000"/>
@@ -1239,7 +1321,9 @@
               <w:rPr>
                 <w:rFonts w:ascii="Times New Roman" w:cs="Times New Roman" w:eastAsia="Times New Roman" w:hAnsi="Times New Roman"/>
                 <w:b w:val="0"/>
+                <w:bCs w:val="0"/>
                 <w:i w:val="0"/>
+                <w:iCs w:val="0"/>
                 <w:smallCaps w:val="0"/>
                 <w:strike w:val="0"/>
                 <w:color w:val="000000"/>
@@ -1254,7 +1338,9 @@
               <w:rPr>
                 <w:rFonts w:ascii="Times New Roman" w:cs="Times New Roman" w:eastAsia="Times New Roman" w:hAnsi="Times New Roman"/>
                 <w:b w:val="0"/>
+                <w:bCs w:val="0"/>
                 <w:i w:val="0"/>
+                <w:iCs w:val="0"/>
                 <w:smallCaps w:val="0"/>
                 <w:strike w:val="0"/>
                 <w:color w:val="000000"/>
@@ -1297,7 +1383,9 @@
               <w:rPr>
                 <w:rFonts w:ascii="Times New Roman" w:cs="Times New Roman" w:eastAsia="Times New Roman" w:hAnsi="Times New Roman"/>
                 <w:b w:val="1"/>
+                <w:bCs w:val="1"/>
                 <w:i w:val="0"/>
+                <w:iCs w:val="0"/>
                 <w:smallCaps w:val="0"/>
                 <w:strike w:val="0"/>
                 <w:color w:val="000000"/>
@@ -1312,7 +1400,9 @@
               <w:rPr>
                 <w:rFonts w:ascii="Times New Roman" w:cs="Times New Roman" w:eastAsia="Times New Roman" w:hAnsi="Times New Roman"/>
                 <w:b w:val="1"/>
+                <w:bCs w:val="1"/>
                 <w:i w:val="0"/>
+                <w:iCs w:val="0"/>
                 <w:smallCaps w:val="0"/>
                 <w:strike w:val="0"/>
                 <w:color w:val="000000"/>
@@ -1348,7 +1438,9 @@
               <w:rPr>
                 <w:rFonts w:ascii="Times New Roman" w:cs="Times New Roman" w:eastAsia="Times New Roman" w:hAnsi="Times New Roman"/>
                 <w:b w:val="0"/>
+                <w:bCs w:val="0"/>
                 <w:i w:val="0"/>
+                <w:iCs w:val="0"/>
                 <w:smallCaps w:val="0"/>
                 <w:strike w:val="0"/>
                 <w:color w:val="000000"/>
@@ -1363,7 +1455,9 @@
               <w:rPr>
                 <w:rFonts w:ascii="Times New Roman" w:cs="Times New Roman" w:eastAsia="Times New Roman" w:hAnsi="Times New Roman"/>
                 <w:b w:val="0"/>
+                <w:bCs w:val="0"/>
                 <w:i w:val="0"/>
+                <w:iCs w:val="0"/>
                 <w:smallCaps w:val="0"/>
                 <w:strike w:val="0"/>
                 <w:color w:val="000000"/>
@@ -1400,7 +1494,9 @@
         <w:rPr>
           <w:rFonts w:ascii="Times New Roman" w:cs="Times New Roman" w:eastAsia="Times New Roman" w:hAnsi="Times New Roman"/>
           <w:b w:val="1"/>
-          <w:i w:val="0"/>
+          <w:bCs w:val="1"/>
+          <w:i w:val="0"/>
+          <w:iCs w:val="0"/>
           <w:smallCaps w:val="0"/>
           <w:strike w:val="0"/>
           <w:color w:val="000000"/>
@@ -1446,7 +1542,9 @@
         <w:rPr>
           <w:rFonts w:ascii="Times New Roman" w:cs="Times New Roman" w:eastAsia="Times New Roman" w:hAnsi="Times New Roman"/>
           <w:b w:val="1"/>
-          <w:i w:val="0"/>
+          <w:bCs w:val="1"/>
+          <w:i w:val="0"/>
+          <w:iCs w:val="0"/>
           <w:smallCaps w:val="0"/>
           <w:strike w:val="0"/>
           <w:color w:val="000000"/>
@@ -1461,7 +1559,9 @@
         <w:rPr>
           <w:rFonts w:ascii="Times New Roman" w:cs="Times New Roman" w:eastAsia="Times New Roman" w:hAnsi="Times New Roman"/>
           <w:b w:val="1"/>
-          <w:i w:val="0"/>
+          <w:bCs w:val="1"/>
+          <w:i w:val="0"/>
+          <w:iCs w:val="0"/>
           <w:smallCaps w:val="0"/>
           <w:strike w:val="0"/>
           <w:color w:val="000000"/>
@@ -1495,7 +1595,9 @@
         <w:rPr>
           <w:rFonts w:ascii="Times New Roman" w:cs="Times New Roman" w:eastAsia="Times New Roman" w:hAnsi="Times New Roman"/>
           <w:b w:val="1"/>
-          <w:i w:val="0"/>
+          <w:bCs w:val="1"/>
+          <w:i w:val="0"/>
+          <w:iCs w:val="0"/>
           <w:smallCaps w:val="0"/>
           <w:strike w:val="0"/>
           <w:color w:val="000000"/>
@@ -1541,22 +1643,26 @@
         <w:rPr>
           <w:rFonts w:ascii="Times New Roman" w:cs="Times New Roman" w:eastAsia="Times New Roman" w:hAnsi="Times New Roman"/>
           <w:b w:val="0"/>
-          <w:i w:val="0"/>
-          <w:smallCaps w:val="0"/>
-          <w:strike w:val="0"/>
-          <w:color w:val="000000"/>
-          <w:sz w:val="20"/>
-          <w:szCs w:val="20"/>
-          <w:u w:val="none"/>
-          <w:shd w:fill="auto" w:val="clear"/>
-          <w:vertAlign w:val="baseline"/>
-        </w:rPr>
-      </w:pPr>
-      <w:r>
-        <w:rPr>
-          <w:rFonts w:ascii="Times New Roman" w:cs="Times New Roman" w:eastAsia="Times New Roman" w:hAnsi="Times New Roman"/>
-          <w:b w:val="0"/>
-          <w:i w:val="0"/>
+          <w:bCs w:val="0"/>
+          <w:i w:val="0"/>
+          <w:iCs w:val="0"/>
+          <w:smallCaps w:val="0"/>
+          <w:strike w:val="0"/>
+          <w:color w:val="000000"/>
+          <w:sz w:val="20"/>
+          <w:szCs w:val="20"/>
+          <w:u w:val="none"/>
+          <w:shd w:fill="auto" w:val="clear"/>
+          <w:vertAlign w:val="baseline"/>
+        </w:rPr>
+      </w:pPr>
+      <w:r>
+        <w:rPr>
+          <w:rFonts w:ascii="Times New Roman" w:cs="Times New Roman" w:eastAsia="Times New Roman" w:hAnsi="Times New Roman"/>
+          <w:b w:val="0"/>
+          <w:bCs w:val="0"/>
+          <w:i w:val="0"/>
+          <w:iCs w:val="0"/>
           <w:smallCaps w:val="0"/>
           <w:strike w:val="0"/>
           <w:color w:val="000000"/>
@@ -1590,7 +1696,9 @@
         <w:rPr>
           <w:rFonts w:ascii="Times New Roman" w:cs="Times New Roman" w:eastAsia="Times New Roman" w:hAnsi="Times New Roman"/>
           <w:b w:val="0"/>
-          <w:i w:val="0"/>
+          <w:bCs w:val="0"/>
+          <w:i w:val="0"/>
+          <w:iCs w:val="0"/>
           <w:smallCaps w:val="0"/>
           <w:strike w:val="0"/>
           <w:color w:val="000000"/>
@@ -1636,22 +1744,26 @@
         <w:rPr>
           <w:rFonts w:ascii="Times New Roman" w:cs="Times New Roman" w:eastAsia="Times New Roman" w:hAnsi="Times New Roman"/>
           <w:b w:val="0"/>
-          <w:i w:val="0"/>
-          <w:smallCaps w:val="0"/>
-          <w:strike w:val="0"/>
-          <w:color w:val="000000"/>
-          <w:sz w:val="20"/>
-          <w:szCs w:val="20"/>
-          <w:u w:val="none"/>
-          <w:shd w:fill="auto" w:val="clear"/>
-          <w:vertAlign w:val="baseline"/>
-        </w:rPr>
-      </w:pPr>
-      <w:r>
-        <w:rPr>
-          <w:rFonts w:ascii="Times New Roman" w:cs="Times New Roman" w:eastAsia="Times New Roman" w:hAnsi="Times New Roman"/>
-          <w:b w:val="0"/>
-          <w:i w:val="0"/>
+          <w:bCs w:val="0"/>
+          <w:i w:val="0"/>
+          <w:iCs w:val="0"/>
+          <w:smallCaps w:val="0"/>
+          <w:strike w:val="0"/>
+          <w:color w:val="000000"/>
+          <w:sz w:val="20"/>
+          <w:szCs w:val="20"/>
+          <w:u w:val="none"/>
+          <w:shd w:fill="auto" w:val="clear"/>
+          <w:vertAlign w:val="baseline"/>
+        </w:rPr>
+      </w:pPr>
+      <w:r>
+        <w:rPr>
+          <w:rFonts w:ascii="Times New Roman" w:cs="Times New Roman" w:eastAsia="Times New Roman" w:hAnsi="Times New Roman"/>
+          <w:b w:val="0"/>
+          <w:bCs w:val="0"/>
+          <w:i w:val="0"/>
+          <w:iCs w:val="0"/>
           <w:smallCaps w:val="0"/>
           <w:strike w:val="0"/>
           <w:color w:val="000000"/>
@@ -1685,22 +1797,26 @@
         <w:rPr>
           <w:rFonts w:ascii="Times New Roman" w:cs="Times New Roman" w:eastAsia="Times New Roman" w:hAnsi="Times New Roman"/>
           <w:b w:val="0"/>
-          <w:i w:val="0"/>
-          <w:smallCaps w:val="0"/>
-          <w:strike w:val="0"/>
-          <w:color w:val="000000"/>
-          <w:sz w:val="20"/>
-          <w:szCs w:val="20"/>
-          <w:u w:val="none"/>
-          <w:shd w:fill="auto" w:val="clear"/>
-          <w:vertAlign w:val="baseline"/>
-        </w:rPr>
-      </w:pPr>
-      <w:r>
-        <w:rPr>
-          <w:rFonts w:ascii="Times New Roman" w:cs="Times New Roman" w:eastAsia="Times New Roman" w:hAnsi="Times New Roman"/>
-          <w:b w:val="0"/>
-          <w:i w:val="0"/>
+          <w:bCs w:val="0"/>
+          <w:i w:val="0"/>
+          <w:iCs w:val="0"/>
+          <w:smallCaps w:val="0"/>
+          <w:strike w:val="0"/>
+          <w:color w:val="000000"/>
+          <w:sz w:val="20"/>
+          <w:szCs w:val="20"/>
+          <w:u w:val="none"/>
+          <w:shd w:fill="auto" w:val="clear"/>
+          <w:vertAlign w:val="baseline"/>
+        </w:rPr>
+      </w:pPr>
+      <w:r>
+        <w:rPr>
+          <w:rFonts w:ascii="Times New Roman" w:cs="Times New Roman" w:eastAsia="Times New Roman" w:hAnsi="Times New Roman"/>
+          <w:b w:val="0"/>
+          <w:bCs w:val="0"/>
+          <w:i w:val="0"/>
+          <w:iCs w:val="0"/>
           <w:smallCaps w:val="0"/>
           <w:strike w:val="0"/>
           <w:color w:val="000000"/>
@@ -1734,7 +1850,9 @@
         <w:rPr>
           <w:rFonts w:ascii="Times New Roman" w:cs="Times New Roman" w:eastAsia="Times New Roman" w:hAnsi="Times New Roman"/>
           <w:b w:val="0"/>
-          <w:i w:val="0"/>
+          <w:bCs w:val="0"/>
+          <w:i w:val="0"/>
+          <w:iCs w:val="0"/>
           <w:smallCaps w:val="0"/>
           <w:strike w:val="0"/>
           <w:color w:val="000000"/>
@@ -1780,22 +1898,26 @@
         <w:rPr>
           <w:rFonts w:ascii="Times New Roman" w:cs="Times New Roman" w:eastAsia="Times New Roman" w:hAnsi="Times New Roman"/>
           <w:b w:val="0"/>
-          <w:i w:val="0"/>
-          <w:smallCaps w:val="0"/>
-          <w:strike w:val="0"/>
-          <w:color w:val="000000"/>
-          <w:sz w:val="20"/>
-          <w:szCs w:val="20"/>
-          <w:u w:val="none"/>
-          <w:shd w:fill="auto" w:val="clear"/>
-          <w:vertAlign w:val="baseline"/>
-        </w:rPr>
-      </w:pPr>
-      <w:r>
-        <w:rPr>
-          <w:rFonts w:ascii="Times New Roman" w:cs="Times New Roman" w:eastAsia="Times New Roman" w:hAnsi="Times New Roman"/>
-          <w:b w:val="0"/>
-          <w:i w:val="0"/>
+          <w:bCs w:val="0"/>
+          <w:i w:val="0"/>
+          <w:iCs w:val="0"/>
+          <w:smallCaps w:val="0"/>
+          <w:strike w:val="0"/>
+          <w:color w:val="000000"/>
+          <w:sz w:val="20"/>
+          <w:szCs w:val="20"/>
+          <w:u w:val="none"/>
+          <w:shd w:fill="auto" w:val="clear"/>
+          <w:vertAlign w:val="baseline"/>
+        </w:rPr>
+      </w:pPr>
+      <w:r>
+        <w:rPr>
+          <w:rFonts w:ascii="Times New Roman" w:cs="Times New Roman" w:eastAsia="Times New Roman" w:hAnsi="Times New Roman"/>
+          <w:b w:val="0"/>
+          <w:bCs w:val="0"/>
+          <w:i w:val="0"/>
+          <w:iCs w:val="0"/>
           <w:smallCaps w:val="0"/>
           <w:strike w:val="0"/>
           <w:color w:val="000000"/>
@@ -1829,7 +1951,9 @@
         <w:rPr>
           <w:rFonts w:ascii="Times New Roman" w:cs="Times New Roman" w:eastAsia="Times New Roman" w:hAnsi="Times New Roman"/>
           <w:b w:val="0"/>
-          <w:i w:val="0"/>
+          <w:bCs w:val="0"/>
+          <w:i w:val="0"/>
+          <w:iCs w:val="0"/>
           <w:smallCaps w:val="0"/>
           <w:strike w:val="0"/>
           <w:color w:val="000000"/>
@@ -1890,7 +2014,9 @@
         <w:rPr>
           <w:rFonts w:ascii="Times New Roman" w:cs="Times New Roman" w:eastAsia="Times New Roman" w:hAnsi="Times New Roman"/>
           <w:b w:val="1"/>
-          <w:i w:val="0"/>
+          <w:bCs w:val="1"/>
+          <w:i w:val="0"/>
+          <w:iCs w:val="0"/>
           <w:smallCaps w:val="0"/>
           <w:strike w:val="0"/>
           <w:color w:val="000000"/>
@@ -1954,7 +2080,9 @@
         <w:rPr>
           <w:rFonts w:ascii="Times New Roman" w:cs="Times New Roman" w:eastAsia="Times New Roman" w:hAnsi="Times New Roman"/>
           <w:b w:val="1"/>
-          <w:i w:val="0"/>
+          <w:bCs w:val="1"/>
+          <w:i w:val="0"/>
+          <w:iCs w:val="0"/>
           <w:smallCaps w:val="0"/>
           <w:strike w:val="0"/>
           <w:color w:val="000000"/>
@@ -2001,22 +2129,26 @@
         <w:rPr>
           <w:rFonts w:ascii="Times New Roman" w:cs="Times New Roman" w:eastAsia="Times New Roman" w:hAnsi="Times New Roman"/>
           <w:b w:val="0"/>
-          <w:i w:val="0"/>
-          <w:smallCaps w:val="0"/>
-          <w:strike w:val="0"/>
-          <w:color w:val="000000"/>
-          <w:sz w:val="20"/>
-          <w:szCs w:val="20"/>
-          <w:u w:val="none"/>
-          <w:shd w:fill="auto" w:val="clear"/>
-          <w:vertAlign w:val="baseline"/>
-        </w:rPr>
-      </w:pPr>
-      <w:r>
-        <w:rPr>
-          <w:rFonts w:ascii="Times New Roman" w:cs="Times New Roman" w:eastAsia="Times New Roman" w:hAnsi="Times New Roman"/>
-          <w:b w:val="0"/>
-          <w:i w:val="0"/>
+          <w:bCs w:val="0"/>
+          <w:i w:val="0"/>
+          <w:iCs w:val="0"/>
+          <w:smallCaps w:val="0"/>
+          <w:strike w:val="0"/>
+          <w:color w:val="000000"/>
+          <w:sz w:val="20"/>
+          <w:szCs w:val="20"/>
+          <w:u w:val="none"/>
+          <w:shd w:fill="auto" w:val="clear"/>
+          <w:vertAlign w:val="baseline"/>
+        </w:rPr>
+      </w:pPr>
+      <w:r>
+        <w:rPr>
+          <w:rFonts w:ascii="Times New Roman" w:cs="Times New Roman" w:eastAsia="Times New Roman" w:hAnsi="Times New Roman"/>
+          <w:b w:val="0"/>
+          <w:bCs w:val="0"/>
+          <w:i w:val="0"/>
+          <w:iCs w:val="0"/>
           <w:smallCaps w:val="0"/>
           <w:strike w:val="0"/>
           <w:color w:val="000000"/>
@@ -2050,7 +2182,9 @@
         <w:rPr>
           <w:rFonts w:ascii="Times New Roman" w:cs="Times New Roman" w:eastAsia="Times New Roman" w:hAnsi="Times New Roman"/>
           <w:b w:val="0"/>
-          <w:i w:val="0"/>
+          <w:bCs w:val="0"/>
+          <w:i w:val="0"/>
+          <w:iCs w:val="0"/>
           <w:smallCaps w:val="0"/>
           <w:strike w:val="0"/>
           <w:color w:val="000000"/>
@@ -2096,22 +2230,26 @@
         <w:rPr>
           <w:rFonts w:ascii="Times New Roman" w:cs="Times New Roman" w:eastAsia="Times New Roman" w:hAnsi="Times New Roman"/>
           <w:b w:val="0"/>
-          <w:i w:val="0"/>
-          <w:smallCaps w:val="0"/>
-          <w:strike w:val="0"/>
-          <w:color w:val="000000"/>
-          <w:sz w:val="20"/>
-          <w:szCs w:val="20"/>
-          <w:u w:val="none"/>
-          <w:shd w:fill="auto" w:val="clear"/>
-          <w:vertAlign w:val="baseline"/>
-        </w:rPr>
-      </w:pPr>
-      <w:r>
-        <w:rPr>
-          <w:rFonts w:ascii="Times New Roman" w:cs="Times New Roman" w:eastAsia="Times New Roman" w:hAnsi="Times New Roman"/>
-          <w:b w:val="0"/>
-          <w:i w:val="0"/>
+          <w:bCs w:val="0"/>
+          <w:i w:val="0"/>
+          <w:iCs w:val="0"/>
+          <w:smallCaps w:val="0"/>
+          <w:strike w:val="0"/>
+          <w:color w:val="000000"/>
+          <w:sz w:val="20"/>
+          <w:szCs w:val="20"/>
+          <w:u w:val="none"/>
+          <w:shd w:fill="auto" w:val="clear"/>
+          <w:vertAlign w:val="baseline"/>
+        </w:rPr>
+      </w:pPr>
+      <w:r>
+        <w:rPr>
+          <w:rFonts w:ascii="Times New Roman" w:cs="Times New Roman" w:eastAsia="Times New Roman" w:hAnsi="Times New Roman"/>
+          <w:b w:val="0"/>
+          <w:bCs w:val="0"/>
+          <w:i w:val="0"/>
+          <w:iCs w:val="0"/>
           <w:smallCaps w:val="0"/>
           <w:strike w:val="0"/>
           <w:color w:val="000000"/>
@@ -2145,7 +2283,9 @@
         <w:rPr>
           <w:rFonts w:ascii="Times New Roman" w:cs="Times New Roman" w:eastAsia="Times New Roman" w:hAnsi="Times New Roman"/>
           <w:b w:val="0"/>
-          <w:i w:val="0"/>
+          <w:bCs w:val="0"/>
+          <w:i w:val="0"/>
+          <w:iCs w:val="0"/>
           <w:smallCaps w:val="0"/>
           <w:strike w:val="0"/>
           <w:color w:val="000000"/>
@@ -2182,22 +2322,26 @@
         <w:rPr>
           <w:rFonts w:ascii="Times New Roman" w:cs="Times New Roman" w:eastAsia="Times New Roman" w:hAnsi="Times New Roman"/>
           <w:b w:val="0"/>
-          <w:i w:val="0"/>
-          <w:smallCaps w:val="0"/>
-          <w:strike w:val="0"/>
-          <w:color w:val="000000"/>
-          <w:sz w:val="20"/>
-          <w:szCs w:val="20"/>
-          <w:u w:val="none"/>
-          <w:shd w:fill="auto" w:val="clear"/>
-          <w:vertAlign w:val="baseline"/>
-        </w:rPr>
-      </w:pPr>
-      <w:r>
-        <w:rPr>
-          <w:rFonts w:ascii="Times New Roman" w:cs="Times New Roman" w:eastAsia="Times New Roman" w:hAnsi="Times New Roman"/>
-          <w:b w:val="0"/>
-          <w:i w:val="0"/>
+          <w:bCs w:val="0"/>
+          <w:i w:val="0"/>
+          <w:iCs w:val="0"/>
+          <w:smallCaps w:val="0"/>
+          <w:strike w:val="0"/>
+          <w:color w:val="000000"/>
+          <w:sz w:val="20"/>
+          <w:szCs w:val="20"/>
+          <w:u w:val="none"/>
+          <w:shd w:fill="auto" w:val="clear"/>
+          <w:vertAlign w:val="baseline"/>
+        </w:rPr>
+      </w:pPr>
+      <w:r>
+        <w:rPr>
+          <w:rFonts w:ascii="Times New Roman" w:cs="Times New Roman" w:eastAsia="Times New Roman" w:hAnsi="Times New Roman"/>
+          <w:b w:val="0"/>
+          <w:bCs w:val="0"/>
+          <w:i w:val="0"/>
+          <w:iCs w:val="0"/>
           <w:smallCaps w:val="0"/>
           <w:strike w:val="0"/>
           <w:color w:val="000000"/>
@@ -2231,7 +2375,9 @@
         <w:rPr>
           <w:rFonts w:ascii="Times New Roman" w:cs="Times New Roman" w:eastAsia="Times New Roman" w:hAnsi="Times New Roman"/>
           <w:b w:val="0"/>
-          <w:i w:val="0"/>
+          <w:bCs w:val="0"/>
+          <w:i w:val="0"/>
+          <w:iCs w:val="0"/>
           <w:smallCaps w:val="0"/>
           <w:strike w:val="0"/>
           <w:color w:val="000000"/>
@@ -2268,7 +2414,9 @@
         <w:rPr>
           <w:rFonts w:ascii="Times New Roman" w:cs="Times New Roman" w:eastAsia="Times New Roman" w:hAnsi="Times New Roman"/>
           <w:b w:val="0"/>
-          <w:i w:val="0"/>
+          <w:bCs w:val="0"/>
+          <w:i w:val="0"/>
+          <w:iCs w:val="0"/>
           <w:smallCaps w:val="0"/>
           <w:strike w:val="0"/>
           <w:color w:val="000000"/>
@@ -2289,7 +2437,9 @@
         <w:rPr>
           <w:rFonts w:ascii="Times New Roman" w:cs="Times New Roman" w:eastAsia="Times New Roman" w:hAnsi="Times New Roman"/>
           <w:b w:val="0"/>
-          <w:i w:val="0"/>
+          <w:bCs w:val="0"/>
+          <w:i w:val="0"/>
+          <w:iCs w:val="0"/>
           <w:smallCaps w:val="0"/>
           <w:strike w:val="0"/>
           <w:color w:val="000000"/>
@@ -2333,22 +2483,26 @@
         <w:rPr>
           <w:rFonts w:ascii="Times New Roman" w:cs="Times New Roman" w:eastAsia="Times New Roman" w:hAnsi="Times New Roman"/>
           <w:b w:val="0"/>
-          <w:i w:val="0"/>
-          <w:smallCaps w:val="0"/>
-          <w:strike w:val="0"/>
-          <w:color w:val="000000"/>
-          <w:sz w:val="20"/>
-          <w:szCs w:val="20"/>
-          <w:u w:val="none"/>
-          <w:shd w:fill="auto" w:val="clear"/>
-          <w:vertAlign w:val="baseline"/>
-        </w:rPr>
-      </w:pPr>
-      <w:r>
-        <w:rPr>
-          <w:rFonts w:ascii="Times New Roman" w:cs="Times New Roman" w:eastAsia="Times New Roman" w:hAnsi="Times New Roman"/>
-          <w:b w:val="0"/>
-          <w:i w:val="0"/>
+          <w:bCs w:val="0"/>
+          <w:i w:val="0"/>
+          <w:iCs w:val="0"/>
+          <w:smallCaps w:val="0"/>
+          <w:strike w:val="0"/>
+          <w:color w:val="000000"/>
+          <w:sz w:val="20"/>
+          <w:szCs w:val="20"/>
+          <w:u w:val="none"/>
+          <w:shd w:fill="auto" w:val="clear"/>
+          <w:vertAlign w:val="baseline"/>
+        </w:rPr>
+      </w:pPr>
+      <w:r>
+        <w:rPr>
+          <w:rFonts w:ascii="Times New Roman" w:cs="Times New Roman" w:eastAsia="Times New Roman" w:hAnsi="Times New Roman"/>
+          <w:b w:val="0"/>
+          <w:bCs w:val="0"/>
+          <w:i w:val="0"/>
+          <w:iCs w:val="0"/>
           <w:smallCaps w:val="0"/>
           <w:strike w:val="0"/>
           <w:color w:val="000000"/>
@@ -2382,7 +2536,9 @@
         <w:rPr>
           <w:rFonts w:ascii="Times New Roman" w:cs="Times New Roman" w:eastAsia="Times New Roman" w:hAnsi="Times New Roman"/>
           <w:b w:val="0"/>
-          <w:i w:val="0"/>
+          <w:bCs w:val="0"/>
+          <w:i w:val="0"/>
+          <w:iCs w:val="0"/>
           <w:smallCaps w:val="0"/>
           <w:strike w:val="0"/>
           <w:color w:val="000000"/>
@@ -2429,22 +2585,26 @@
         <w:rPr>
           <w:rFonts w:ascii="Times New Roman" w:cs="Times New Roman" w:eastAsia="Times New Roman" w:hAnsi="Times New Roman"/>
           <w:b w:val="0"/>
-          <w:i w:val="0"/>
-          <w:smallCaps w:val="0"/>
-          <w:strike w:val="0"/>
-          <w:color w:val="000000"/>
-          <w:sz w:val="20"/>
-          <w:szCs w:val="20"/>
-          <w:u w:val="none"/>
-          <w:shd w:fill="auto" w:val="clear"/>
-          <w:vertAlign w:val="baseline"/>
-        </w:rPr>
-      </w:pPr>
-      <w:r>
-        <w:rPr>
-          <w:rFonts w:ascii="Times New Roman" w:cs="Times New Roman" w:eastAsia="Times New Roman" w:hAnsi="Times New Roman"/>
-          <w:b w:val="0"/>
-          <w:i w:val="0"/>
+          <w:bCs w:val="0"/>
+          <w:i w:val="0"/>
+          <w:iCs w:val="0"/>
+          <w:smallCaps w:val="0"/>
+          <w:strike w:val="0"/>
+          <w:color w:val="000000"/>
+          <w:sz w:val="20"/>
+          <w:szCs w:val="20"/>
+          <w:u w:val="none"/>
+          <w:shd w:fill="auto" w:val="clear"/>
+          <w:vertAlign w:val="baseline"/>
+        </w:rPr>
+      </w:pPr>
+      <w:r>
+        <w:rPr>
+          <w:rFonts w:ascii="Times New Roman" w:cs="Times New Roman" w:eastAsia="Times New Roman" w:hAnsi="Times New Roman"/>
+          <w:b w:val="0"/>
+          <w:bCs w:val="0"/>
+          <w:i w:val="0"/>
+          <w:iCs w:val="0"/>
           <w:smallCaps w:val="0"/>
           <w:strike w:val="0"/>
           <w:color w:val="000000"/>
@@ -2478,7 +2638,9 @@
         <w:rPr>
           <w:rFonts w:ascii="Times New Roman" w:cs="Times New Roman" w:eastAsia="Times New Roman" w:hAnsi="Times New Roman"/>
           <w:b w:val="0"/>
-          <w:i w:val="0"/>
+          <w:bCs w:val="0"/>
+          <w:i w:val="0"/>
+          <w:iCs w:val="0"/>
           <w:smallCaps w:val="0"/>
           <w:strike w:val="0"/>
           <w:color w:val="000000"/>
@@ -2515,22 +2677,26 @@
         <w:rPr>
           <w:rFonts w:ascii="Times New Roman" w:cs="Times New Roman" w:eastAsia="Times New Roman" w:hAnsi="Times New Roman"/>
           <w:b w:val="0"/>
-          <w:i w:val="0"/>
-          <w:smallCaps w:val="0"/>
-          <w:strike w:val="0"/>
-          <w:color w:val="000000"/>
-          <w:sz w:val="20"/>
-          <w:szCs w:val="20"/>
-          <w:u w:val="none"/>
-          <w:shd w:fill="auto" w:val="clear"/>
-          <w:vertAlign w:val="baseline"/>
-        </w:rPr>
-      </w:pPr>
-      <w:r>
-        <w:rPr>
-          <w:rFonts w:ascii="Times New Roman" w:cs="Times New Roman" w:eastAsia="Times New Roman" w:hAnsi="Times New Roman"/>
-          <w:b w:val="0"/>
-          <w:i w:val="0"/>
+          <w:bCs w:val="0"/>
+          <w:i w:val="0"/>
+          <w:iCs w:val="0"/>
+          <w:smallCaps w:val="0"/>
+          <w:strike w:val="0"/>
+          <w:color w:val="000000"/>
+          <w:sz w:val="20"/>
+          <w:szCs w:val="20"/>
+          <w:u w:val="none"/>
+          <w:shd w:fill="auto" w:val="clear"/>
+          <w:vertAlign w:val="baseline"/>
+        </w:rPr>
+      </w:pPr>
+      <w:r>
+        <w:rPr>
+          <w:rFonts w:ascii="Times New Roman" w:cs="Times New Roman" w:eastAsia="Times New Roman" w:hAnsi="Times New Roman"/>
+          <w:b w:val="0"/>
+          <w:bCs w:val="0"/>
+          <w:i w:val="0"/>
+          <w:iCs w:val="0"/>
           <w:smallCaps w:val="0"/>
           <w:strike w:val="0"/>
           <w:color w:val="000000"/>
@@ -2564,7 +2730,9 @@
         <w:rPr>
           <w:rFonts w:ascii="Times New Roman" w:cs="Times New Roman" w:eastAsia="Times New Roman" w:hAnsi="Times New Roman"/>
           <w:b w:val="0"/>
-          <w:i w:val="0"/>
+          <w:bCs w:val="0"/>
+          <w:i w:val="0"/>
+          <w:iCs w:val="0"/>
           <w:smallCaps w:val="0"/>
           <w:strike w:val="0"/>
           <w:color w:val="000000"/>
@@ -2601,22 +2769,26 @@
         <w:rPr>
           <w:rFonts w:ascii="Times New Roman" w:cs="Times New Roman" w:eastAsia="Times New Roman" w:hAnsi="Times New Roman"/>
           <w:b w:val="0"/>
-          <w:i w:val="0"/>
-          <w:smallCaps w:val="0"/>
-          <w:strike w:val="0"/>
-          <w:color w:val="000000"/>
-          <w:sz w:val="20"/>
-          <w:szCs w:val="20"/>
-          <w:u w:val="none"/>
-          <w:shd w:fill="auto" w:val="clear"/>
-          <w:vertAlign w:val="baseline"/>
-        </w:rPr>
-      </w:pPr>
-      <w:r>
-        <w:rPr>
-          <w:rFonts w:ascii="Times New Roman" w:cs="Times New Roman" w:eastAsia="Times New Roman" w:hAnsi="Times New Roman"/>
-          <w:b w:val="0"/>
-          <w:i w:val="0"/>
+          <w:bCs w:val="0"/>
+          <w:i w:val="0"/>
+          <w:iCs w:val="0"/>
+          <w:smallCaps w:val="0"/>
+          <w:strike w:val="0"/>
+          <w:color w:val="000000"/>
+          <w:sz w:val="20"/>
+          <w:szCs w:val="20"/>
+          <w:u w:val="none"/>
+          <w:shd w:fill="auto" w:val="clear"/>
+          <w:vertAlign w:val="baseline"/>
+        </w:rPr>
+      </w:pPr>
+      <w:r>
+        <w:rPr>
+          <w:rFonts w:ascii="Times New Roman" w:cs="Times New Roman" w:eastAsia="Times New Roman" w:hAnsi="Times New Roman"/>
+          <w:b w:val="0"/>
+          <w:bCs w:val="0"/>
+          <w:i w:val="0"/>
+          <w:iCs w:val="0"/>
           <w:smallCaps w:val="0"/>
           <w:strike w:val="0"/>
           <w:color w:val="000000"/>
@@ -2650,7 +2822,9 @@
         <w:rPr>
           <w:rFonts w:ascii="Times New Roman" w:cs="Times New Roman" w:eastAsia="Times New Roman" w:hAnsi="Times New Roman"/>
           <w:b w:val="0"/>
-          <w:i w:val="0"/>
+          <w:bCs w:val="0"/>
+          <w:i w:val="0"/>
+          <w:iCs w:val="0"/>
           <w:smallCaps w:val="0"/>
           <w:strike w:val="0"/>
           <w:color w:val="000000"/>
@@ -2687,22 +2861,26 @@
         <w:rPr>
           <w:rFonts w:ascii="Times New Roman" w:cs="Times New Roman" w:eastAsia="Times New Roman" w:hAnsi="Times New Roman"/>
           <w:b w:val="0"/>
-          <w:i w:val="0"/>
-          <w:smallCaps w:val="0"/>
-          <w:strike w:val="0"/>
-          <w:color w:val="000000"/>
-          <w:sz w:val="20"/>
-          <w:szCs w:val="20"/>
-          <w:u w:val="none"/>
-          <w:shd w:fill="auto" w:val="clear"/>
-          <w:vertAlign w:val="baseline"/>
-        </w:rPr>
-      </w:pPr>
-      <w:r>
-        <w:rPr>
-          <w:rFonts w:ascii="Times New Roman" w:cs="Times New Roman" w:eastAsia="Times New Roman" w:hAnsi="Times New Roman"/>
-          <w:b w:val="0"/>
-          <w:i w:val="0"/>
+          <w:bCs w:val="0"/>
+          <w:i w:val="0"/>
+          <w:iCs w:val="0"/>
+          <w:smallCaps w:val="0"/>
+          <w:strike w:val="0"/>
+          <w:color w:val="000000"/>
+          <w:sz w:val="20"/>
+          <w:szCs w:val="20"/>
+          <w:u w:val="none"/>
+          <w:shd w:fill="auto" w:val="clear"/>
+          <w:vertAlign w:val="baseline"/>
+        </w:rPr>
+      </w:pPr>
+      <w:r>
+        <w:rPr>
+          <w:rFonts w:ascii="Times New Roman" w:cs="Times New Roman" w:eastAsia="Times New Roman" w:hAnsi="Times New Roman"/>
+          <w:b w:val="0"/>
+          <w:bCs w:val="0"/>
+          <w:i w:val="0"/>
+          <w:iCs w:val="0"/>
           <w:smallCaps w:val="0"/>
           <w:strike w:val="0"/>
           <w:color w:val="000000"/>
@@ -2736,7 +2914,9 @@
         <w:rPr>
           <w:rFonts w:ascii="Times New Roman" w:cs="Times New Roman" w:eastAsia="Times New Roman" w:hAnsi="Times New Roman"/>
           <w:b w:val="0"/>
-          <w:i w:val="0"/>
+          <w:bCs w:val="0"/>
+          <w:i w:val="0"/>
+          <w:iCs w:val="0"/>
           <w:smallCaps w:val="0"/>
           <w:strike w:val="0"/>
           <w:color w:val="000000"/>
@@ -2783,22 +2963,26 @@
         <w:rPr>
           <w:rFonts w:ascii="Times New Roman" w:cs="Times New Roman" w:eastAsia="Times New Roman" w:hAnsi="Times New Roman"/>
           <w:b w:val="0"/>
-          <w:i w:val="0"/>
-          <w:smallCaps w:val="0"/>
-          <w:strike w:val="0"/>
-          <w:color w:val="000000"/>
-          <w:sz w:val="20"/>
-          <w:szCs w:val="20"/>
-          <w:u w:val="none"/>
-          <w:shd w:fill="auto" w:val="clear"/>
-          <w:vertAlign w:val="baseline"/>
-        </w:rPr>
-      </w:pPr>
-      <w:r>
-        <w:rPr>
-          <w:rFonts w:ascii="Times New Roman" w:cs="Times New Roman" w:eastAsia="Times New Roman" w:hAnsi="Times New Roman"/>
-          <w:b w:val="0"/>
-          <w:i w:val="0"/>
+          <w:bCs w:val="0"/>
+          <w:i w:val="0"/>
+          <w:iCs w:val="0"/>
+          <w:smallCaps w:val="0"/>
+          <w:strike w:val="0"/>
+          <w:color w:val="000000"/>
+          <w:sz w:val="20"/>
+          <w:szCs w:val="20"/>
+          <w:u w:val="none"/>
+          <w:shd w:fill="auto" w:val="clear"/>
+          <w:vertAlign w:val="baseline"/>
+        </w:rPr>
+      </w:pPr>
+      <w:r>
+        <w:rPr>
+          <w:rFonts w:ascii="Times New Roman" w:cs="Times New Roman" w:eastAsia="Times New Roman" w:hAnsi="Times New Roman"/>
+          <w:b w:val="0"/>
+          <w:bCs w:val="0"/>
+          <w:i w:val="0"/>
+          <w:iCs w:val="0"/>
           <w:smallCaps w:val="0"/>
           <w:strike w:val="0"/>
           <w:color w:val="000000"/>
@@ -2832,7 +3016,9 @@
         <w:rPr>
           <w:rFonts w:ascii="Times New Roman" w:cs="Times New Roman" w:eastAsia="Times New Roman" w:hAnsi="Times New Roman"/>
           <w:b w:val="0"/>
-          <w:i w:val="0"/>
+          <w:bCs w:val="0"/>
+          <w:i w:val="0"/>
+          <w:iCs w:val="0"/>
           <w:smallCaps w:val="0"/>
           <w:strike w:val="0"/>
           <w:color w:val="000000"/>
@@ -2896,7 +3082,9 @@
         <w:rPr>
           <w:rFonts w:ascii="Times New Roman" w:cs="Times New Roman" w:eastAsia="Times New Roman" w:hAnsi="Times New Roman"/>
           <w:b w:val="1"/>
-          <w:i w:val="0"/>
+          <w:bCs w:val="1"/>
+          <w:i w:val="0"/>
+          <w:iCs w:val="0"/>
           <w:smallCaps w:val="0"/>
           <w:strike w:val="0"/>
           <w:color w:val="000000"/>
@@ -2942,22 +3130,26 @@
         <w:rPr>
           <w:rFonts w:ascii="Times New Roman" w:cs="Times New Roman" w:eastAsia="Times New Roman" w:hAnsi="Times New Roman"/>
           <w:b w:val="0"/>
-          <w:i w:val="0"/>
-          <w:smallCaps w:val="0"/>
-          <w:strike w:val="0"/>
-          <w:color w:val="000000"/>
-          <w:sz w:val="20"/>
-          <w:szCs w:val="20"/>
-          <w:u w:val="none"/>
-          <w:shd w:fill="auto" w:val="clear"/>
-          <w:vertAlign w:val="baseline"/>
-        </w:rPr>
-      </w:pPr>
-      <w:r>
-        <w:rPr>
-          <w:rFonts w:ascii="Times New Roman" w:cs="Times New Roman" w:eastAsia="Times New Roman" w:hAnsi="Times New Roman"/>
-          <w:b w:val="0"/>
-          <w:i w:val="0"/>
+          <w:bCs w:val="0"/>
+          <w:i w:val="0"/>
+          <w:iCs w:val="0"/>
+          <w:smallCaps w:val="0"/>
+          <w:strike w:val="0"/>
+          <w:color w:val="000000"/>
+          <w:sz w:val="20"/>
+          <w:szCs w:val="20"/>
+          <w:u w:val="none"/>
+          <w:shd w:fill="auto" w:val="clear"/>
+          <w:vertAlign w:val="baseline"/>
+        </w:rPr>
+      </w:pPr>
+      <w:r>
+        <w:rPr>
+          <w:rFonts w:ascii="Times New Roman" w:cs="Times New Roman" w:eastAsia="Times New Roman" w:hAnsi="Times New Roman"/>
+          <w:b w:val="0"/>
+          <w:bCs w:val="0"/>
+          <w:i w:val="0"/>
+          <w:iCs w:val="0"/>
           <w:smallCaps w:val="0"/>
           <w:strike w:val="0"/>
           <w:color w:val="000000"/>
@@ -2991,7 +3183,9 @@
         <w:rPr>
           <w:rFonts w:ascii="Times New Roman" w:cs="Times New Roman" w:eastAsia="Times New Roman" w:hAnsi="Times New Roman"/>
           <w:b w:val="0"/>
-          <w:i w:val="0"/>
+          <w:bCs w:val="0"/>
+          <w:i w:val="0"/>
+          <w:iCs w:val="0"/>
           <w:smallCaps w:val="0"/>
           <w:strike w:val="0"/>
           <w:color w:val="000000"/>
@@ -3028,22 +3222,26 @@
         <w:rPr>
           <w:rFonts w:ascii="Times New Roman" w:cs="Times New Roman" w:eastAsia="Times New Roman" w:hAnsi="Times New Roman"/>
           <w:b w:val="0"/>
-          <w:i w:val="0"/>
-          <w:smallCaps w:val="0"/>
-          <w:strike w:val="0"/>
-          <w:color w:val="000000"/>
-          <w:sz w:val="20"/>
-          <w:szCs w:val="20"/>
-          <w:u w:val="none"/>
-          <w:shd w:fill="auto" w:val="clear"/>
-          <w:vertAlign w:val="baseline"/>
-        </w:rPr>
-      </w:pPr>
-      <w:r>
-        <w:rPr>
-          <w:rFonts w:ascii="Times New Roman" w:cs="Times New Roman" w:eastAsia="Times New Roman" w:hAnsi="Times New Roman"/>
-          <w:b w:val="0"/>
-          <w:i w:val="0"/>
+          <w:bCs w:val="0"/>
+          <w:i w:val="0"/>
+          <w:iCs w:val="0"/>
+          <w:smallCaps w:val="0"/>
+          <w:strike w:val="0"/>
+          <w:color w:val="000000"/>
+          <w:sz w:val="20"/>
+          <w:szCs w:val="20"/>
+          <w:u w:val="none"/>
+          <w:shd w:fill="auto" w:val="clear"/>
+          <w:vertAlign w:val="baseline"/>
+        </w:rPr>
+      </w:pPr>
+      <w:r>
+        <w:rPr>
+          <w:rFonts w:ascii="Times New Roman" w:cs="Times New Roman" w:eastAsia="Times New Roman" w:hAnsi="Times New Roman"/>
+          <w:b w:val="0"/>
+          <w:bCs w:val="0"/>
+          <w:i w:val="0"/>
+          <w:iCs w:val="0"/>
           <w:smallCaps w:val="0"/>
           <w:strike w:val="0"/>
           <w:color w:val="000000"/>
@@ -3077,7 +3275,9 @@
         <w:rPr>
           <w:rFonts w:ascii="Times New Roman" w:cs="Times New Roman" w:eastAsia="Times New Roman" w:hAnsi="Times New Roman"/>
           <w:b w:val="0"/>
-          <w:i w:val="0"/>
+          <w:bCs w:val="0"/>
+          <w:i w:val="0"/>
+          <w:iCs w:val="0"/>
           <w:smallCaps w:val="0"/>
           <w:strike w:val="0"/>
           <w:color w:val="000000"/>
@@ -3114,22 +3314,26 @@
         <w:rPr>
           <w:rFonts w:ascii="Times New Roman" w:cs="Times New Roman" w:eastAsia="Times New Roman" w:hAnsi="Times New Roman"/>
           <w:b w:val="0"/>
-          <w:i w:val="0"/>
-          <w:smallCaps w:val="0"/>
-          <w:strike w:val="0"/>
-          <w:color w:val="000000"/>
-          <w:sz w:val="20"/>
-          <w:szCs w:val="20"/>
-          <w:u w:val="none"/>
-          <w:shd w:fill="auto" w:val="clear"/>
-          <w:vertAlign w:val="baseline"/>
-        </w:rPr>
-      </w:pPr>
-      <w:r>
-        <w:rPr>
-          <w:rFonts w:ascii="Times New Roman" w:cs="Times New Roman" w:eastAsia="Times New Roman" w:hAnsi="Times New Roman"/>
-          <w:b w:val="0"/>
-          <w:i w:val="0"/>
+          <w:bCs w:val="0"/>
+          <w:i w:val="0"/>
+          <w:iCs w:val="0"/>
+          <w:smallCaps w:val="0"/>
+          <w:strike w:val="0"/>
+          <w:color w:val="000000"/>
+          <w:sz w:val="20"/>
+          <w:szCs w:val="20"/>
+          <w:u w:val="none"/>
+          <w:shd w:fill="auto" w:val="clear"/>
+          <w:vertAlign w:val="baseline"/>
+        </w:rPr>
+      </w:pPr>
+      <w:r>
+        <w:rPr>
+          <w:rFonts w:ascii="Times New Roman" w:cs="Times New Roman" w:eastAsia="Times New Roman" w:hAnsi="Times New Roman"/>
+          <w:b w:val="0"/>
+          <w:bCs w:val="0"/>
+          <w:i w:val="0"/>
+          <w:iCs w:val="0"/>
           <w:smallCaps w:val="0"/>
           <w:strike w:val="0"/>
           <w:color w:val="000000"/>
@@ -3163,7 +3367,9 @@
         <w:rPr>
           <w:rFonts w:ascii="Times New Roman" w:cs="Times New Roman" w:eastAsia="Times New Roman" w:hAnsi="Times New Roman"/>
           <w:b w:val="0"/>
-          <w:i w:val="0"/>
+          <w:bCs w:val="0"/>
+          <w:i w:val="0"/>
+          <w:iCs w:val="0"/>
           <w:smallCaps w:val="0"/>
           <w:strike w:val="0"/>
           <w:color w:val="000000"/>
@@ -3210,22 +3416,26 @@
         <w:rPr>
           <w:rFonts w:ascii="Times New Roman" w:cs="Times New Roman" w:eastAsia="Times New Roman" w:hAnsi="Times New Roman"/>
           <w:b w:val="0"/>
-          <w:i w:val="0"/>
-          <w:smallCaps w:val="0"/>
-          <w:strike w:val="0"/>
-          <w:color w:val="000000"/>
-          <w:sz w:val="20"/>
-          <w:szCs w:val="20"/>
-          <w:u w:val="none"/>
-          <w:shd w:fill="auto" w:val="clear"/>
-          <w:vertAlign w:val="baseline"/>
-        </w:rPr>
-      </w:pPr>
-      <w:r>
-        <w:rPr>
-          <w:rFonts w:ascii="Times New Roman" w:cs="Times New Roman" w:eastAsia="Times New Roman" w:hAnsi="Times New Roman"/>
-          <w:b w:val="0"/>
-          <w:i w:val="0"/>
+          <w:bCs w:val="0"/>
+          <w:i w:val="0"/>
+          <w:iCs w:val="0"/>
+          <w:smallCaps w:val="0"/>
+          <w:strike w:val="0"/>
+          <w:color w:val="000000"/>
+          <w:sz w:val="20"/>
+          <w:szCs w:val="20"/>
+          <w:u w:val="none"/>
+          <w:shd w:fill="auto" w:val="clear"/>
+          <w:vertAlign w:val="baseline"/>
+        </w:rPr>
+      </w:pPr>
+      <w:r>
+        <w:rPr>
+          <w:rFonts w:ascii="Times New Roman" w:cs="Times New Roman" w:eastAsia="Times New Roman" w:hAnsi="Times New Roman"/>
+          <w:b w:val="0"/>
+          <w:bCs w:val="0"/>
+          <w:i w:val="0"/>
+          <w:iCs w:val="0"/>
           <w:smallCaps w:val="0"/>
           <w:strike w:val="0"/>
           <w:color w:val="000000"/>
@@ -3259,7 +3469,9 @@
         <w:rPr>
           <w:rFonts w:ascii="Times New Roman" w:cs="Times New Roman" w:eastAsia="Times New Roman" w:hAnsi="Times New Roman"/>
           <w:b w:val="0"/>
-          <w:i w:val="0"/>
+          <w:bCs w:val="0"/>
+          <w:i w:val="0"/>
+          <w:iCs w:val="0"/>
           <w:smallCaps w:val="0"/>
           <w:strike w:val="0"/>
           <w:color w:val="000000"/>
@@ -3323,7 +3535,9 @@
         <w:rPr>
           <w:rFonts w:ascii="Times New Roman" w:cs="Times New Roman" w:eastAsia="Times New Roman" w:hAnsi="Times New Roman"/>
           <w:b w:val="1"/>
-          <w:i w:val="0"/>
+          <w:bCs w:val="1"/>
+          <w:i w:val="0"/>
+          <w:iCs w:val="0"/>
           <w:smallCaps w:val="0"/>
           <w:strike w:val="0"/>
           <w:color w:val="000000"/>
@@ -3370,22 +3584,26 @@
         <w:rPr>
           <w:rFonts w:ascii="Times New Roman" w:cs="Times New Roman" w:eastAsia="Times New Roman" w:hAnsi="Times New Roman"/>
           <w:b w:val="0"/>
-          <w:i w:val="0"/>
-          <w:smallCaps w:val="0"/>
-          <w:strike w:val="0"/>
-          <w:color w:val="000000"/>
-          <w:sz w:val="20"/>
-          <w:szCs w:val="20"/>
-          <w:u w:val="none"/>
-          <w:shd w:fill="auto" w:val="clear"/>
-          <w:vertAlign w:val="baseline"/>
-        </w:rPr>
-      </w:pPr>
-      <w:r>
-        <w:rPr>
-          <w:rFonts w:ascii="Times New Roman" w:cs="Times New Roman" w:eastAsia="Times New Roman" w:hAnsi="Times New Roman"/>
-          <w:b w:val="0"/>
-          <w:i w:val="0"/>
+          <w:bCs w:val="0"/>
+          <w:i w:val="0"/>
+          <w:iCs w:val="0"/>
+          <w:smallCaps w:val="0"/>
+          <w:strike w:val="0"/>
+          <w:color w:val="000000"/>
+          <w:sz w:val="20"/>
+          <w:szCs w:val="20"/>
+          <w:u w:val="none"/>
+          <w:shd w:fill="auto" w:val="clear"/>
+          <w:vertAlign w:val="baseline"/>
+        </w:rPr>
+      </w:pPr>
+      <w:r>
+        <w:rPr>
+          <w:rFonts w:ascii="Times New Roman" w:cs="Times New Roman" w:eastAsia="Times New Roman" w:hAnsi="Times New Roman"/>
+          <w:b w:val="0"/>
+          <w:bCs w:val="0"/>
+          <w:i w:val="0"/>
+          <w:iCs w:val="0"/>
           <w:smallCaps w:val="0"/>
           <w:strike w:val="0"/>
           <w:color w:val="000000"/>
@@ -3419,7 +3637,9 @@
         <w:rPr>
           <w:rFonts w:ascii="Times New Roman" w:cs="Times New Roman" w:eastAsia="Times New Roman" w:hAnsi="Times New Roman"/>
           <w:b w:val="0"/>
-          <w:i w:val="0"/>
+          <w:bCs w:val="0"/>
+          <w:i w:val="0"/>
+          <w:iCs w:val="0"/>
           <w:smallCaps w:val="0"/>
           <w:strike w:val="0"/>
           <w:color w:val="000000"/>
@@ -3466,22 +3686,26 @@
         <w:rPr>
           <w:rFonts w:ascii="Times New Roman" w:cs="Times New Roman" w:eastAsia="Times New Roman" w:hAnsi="Times New Roman"/>
           <w:b w:val="0"/>
-          <w:i w:val="0"/>
-          <w:smallCaps w:val="0"/>
-          <w:strike w:val="0"/>
-          <w:color w:val="000000"/>
-          <w:sz w:val="20"/>
-          <w:szCs w:val="20"/>
-          <w:u w:val="none"/>
-          <w:shd w:fill="auto" w:val="clear"/>
-          <w:vertAlign w:val="baseline"/>
-        </w:rPr>
-      </w:pPr>
-      <w:r>
-        <w:rPr>
-          <w:rFonts w:ascii="Times New Roman" w:cs="Times New Roman" w:eastAsia="Times New Roman" w:hAnsi="Times New Roman"/>
-          <w:b w:val="0"/>
-          <w:i w:val="0"/>
+          <w:bCs w:val="0"/>
+          <w:i w:val="0"/>
+          <w:iCs w:val="0"/>
+          <w:smallCaps w:val="0"/>
+          <w:strike w:val="0"/>
+          <w:color w:val="000000"/>
+          <w:sz w:val="20"/>
+          <w:szCs w:val="20"/>
+          <w:u w:val="none"/>
+          <w:shd w:fill="auto" w:val="clear"/>
+          <w:vertAlign w:val="baseline"/>
+        </w:rPr>
+      </w:pPr>
+      <w:r>
+        <w:rPr>
+          <w:rFonts w:ascii="Times New Roman" w:cs="Times New Roman" w:eastAsia="Times New Roman" w:hAnsi="Times New Roman"/>
+          <w:b w:val="0"/>
+          <w:bCs w:val="0"/>
+          <w:i w:val="0"/>
+          <w:iCs w:val="0"/>
           <w:smallCaps w:val="0"/>
           <w:strike w:val="0"/>
           <w:color w:val="000000"/>
@@ -3515,7 +3739,9 @@
         <w:rPr>
           <w:rFonts w:ascii="Times New Roman" w:cs="Times New Roman" w:eastAsia="Times New Roman" w:hAnsi="Times New Roman"/>
           <w:b w:val="0"/>
-          <w:i w:val="0"/>
+          <w:bCs w:val="0"/>
+          <w:i w:val="0"/>
+          <w:iCs w:val="0"/>
           <w:smallCaps w:val="0"/>
           <w:strike w:val="0"/>
           <w:color w:val="000000"/>
@@ -3562,22 +3788,26 @@
         <w:rPr>
           <w:rFonts w:ascii="Times New Roman" w:cs="Times New Roman" w:eastAsia="Times New Roman" w:hAnsi="Times New Roman"/>
           <w:b w:val="0"/>
-          <w:i w:val="0"/>
-          <w:smallCaps w:val="0"/>
-          <w:strike w:val="0"/>
-          <w:color w:val="000000"/>
-          <w:sz w:val="20"/>
-          <w:szCs w:val="20"/>
-          <w:u w:val="none"/>
-          <w:shd w:fill="auto" w:val="clear"/>
-          <w:vertAlign w:val="baseline"/>
-        </w:rPr>
-      </w:pPr>
-      <w:r>
-        <w:rPr>
-          <w:rFonts w:ascii="Times New Roman" w:cs="Times New Roman" w:eastAsia="Times New Roman" w:hAnsi="Times New Roman"/>
-          <w:b w:val="0"/>
-          <w:i w:val="0"/>
+          <w:bCs w:val="0"/>
+          <w:i w:val="0"/>
+          <w:iCs w:val="0"/>
+          <w:smallCaps w:val="0"/>
+          <w:strike w:val="0"/>
+          <w:color w:val="000000"/>
+          <w:sz w:val="20"/>
+          <w:szCs w:val="20"/>
+          <w:u w:val="none"/>
+          <w:shd w:fill="auto" w:val="clear"/>
+          <w:vertAlign w:val="baseline"/>
+        </w:rPr>
+      </w:pPr>
+      <w:r>
+        <w:rPr>
+          <w:rFonts w:ascii="Times New Roman" w:cs="Times New Roman" w:eastAsia="Times New Roman" w:hAnsi="Times New Roman"/>
+          <w:b w:val="0"/>
+          <w:bCs w:val="0"/>
+          <w:i w:val="0"/>
+          <w:iCs w:val="0"/>
           <w:smallCaps w:val="0"/>
           <w:strike w:val="0"/>
           <w:color w:val="000000"/>
@@ -3611,7 +3841,9 @@
         <w:rPr>
           <w:rFonts w:ascii="Times New Roman" w:cs="Times New Roman" w:eastAsia="Times New Roman" w:hAnsi="Times New Roman"/>
           <w:b w:val="0"/>
-          <w:i w:val="0"/>
+          <w:bCs w:val="0"/>
+          <w:i w:val="0"/>
+          <w:iCs w:val="0"/>
           <w:smallCaps w:val="0"/>
           <w:strike w:val="0"/>
           <w:color w:val="000000"/>
@@ -3675,7 +3907,9 @@
         <w:rPr>
           <w:rFonts w:ascii="Times New Roman" w:cs="Times New Roman" w:eastAsia="Times New Roman" w:hAnsi="Times New Roman"/>
           <w:b w:val="1"/>
-          <w:i w:val="0"/>
+          <w:bCs w:val="1"/>
+          <w:i w:val="0"/>
+          <w:iCs w:val="0"/>
           <w:smallCaps w:val="0"/>
           <w:strike w:val="0"/>
           <w:color w:val="000000"/>
@@ -3722,22 +3956,26 @@
         <w:rPr>
           <w:rFonts w:ascii="Times New Roman" w:cs="Times New Roman" w:eastAsia="Times New Roman" w:hAnsi="Times New Roman"/>
           <w:b w:val="0"/>
-          <w:i w:val="0"/>
-          <w:smallCaps w:val="0"/>
-          <w:strike w:val="0"/>
-          <w:color w:val="000000"/>
-          <w:sz w:val="20"/>
-          <w:szCs w:val="20"/>
-          <w:u w:val="none"/>
-          <w:shd w:fill="auto" w:val="clear"/>
-          <w:vertAlign w:val="baseline"/>
-        </w:rPr>
-      </w:pPr>
-      <w:r>
-        <w:rPr>
-          <w:rFonts w:ascii="Times New Roman" w:cs="Times New Roman" w:eastAsia="Times New Roman" w:hAnsi="Times New Roman"/>
-          <w:b w:val="0"/>
-          <w:i w:val="0"/>
+          <w:bCs w:val="0"/>
+          <w:i w:val="0"/>
+          <w:iCs w:val="0"/>
+          <w:smallCaps w:val="0"/>
+          <w:strike w:val="0"/>
+          <w:color w:val="000000"/>
+          <w:sz w:val="20"/>
+          <w:szCs w:val="20"/>
+          <w:u w:val="none"/>
+          <w:shd w:fill="auto" w:val="clear"/>
+          <w:vertAlign w:val="baseline"/>
+        </w:rPr>
+      </w:pPr>
+      <w:r>
+        <w:rPr>
+          <w:rFonts w:ascii="Times New Roman" w:cs="Times New Roman" w:eastAsia="Times New Roman" w:hAnsi="Times New Roman"/>
+          <w:b w:val="0"/>
+          <w:bCs w:val="0"/>
+          <w:i w:val="0"/>
+          <w:iCs w:val="0"/>
           <w:smallCaps w:val="0"/>
           <w:strike w:val="0"/>
           <w:color w:val="000000"/>
@@ -3771,7 +4009,9 @@
         <w:rPr>
           <w:rFonts w:ascii="Times New Roman" w:cs="Times New Roman" w:eastAsia="Times New Roman" w:hAnsi="Times New Roman"/>
           <w:b w:val="0"/>
-          <w:i w:val="0"/>
+          <w:bCs w:val="0"/>
+          <w:i w:val="0"/>
+          <w:iCs w:val="0"/>
           <w:smallCaps w:val="0"/>
           <w:strike w:val="0"/>
           <w:color w:val="000000"/>
@@ -3818,22 +4058,26 @@
         <w:rPr>
           <w:rFonts w:ascii="Times New Roman" w:cs="Times New Roman" w:eastAsia="Times New Roman" w:hAnsi="Times New Roman"/>
           <w:b w:val="0"/>
-          <w:i w:val="0"/>
-          <w:smallCaps w:val="0"/>
-          <w:strike w:val="0"/>
-          <w:color w:val="000000"/>
-          <w:sz w:val="20"/>
-          <w:szCs w:val="20"/>
-          <w:u w:val="none"/>
-          <w:shd w:fill="auto" w:val="clear"/>
-          <w:vertAlign w:val="baseline"/>
-        </w:rPr>
-      </w:pPr>
-      <w:r>
-        <w:rPr>
-          <w:rFonts w:ascii="Times New Roman" w:cs="Times New Roman" w:eastAsia="Times New Roman" w:hAnsi="Times New Roman"/>
-          <w:b w:val="0"/>
-          <w:i w:val="0"/>
+          <w:bCs w:val="0"/>
+          <w:i w:val="0"/>
+          <w:iCs w:val="0"/>
+          <w:smallCaps w:val="0"/>
+          <w:strike w:val="0"/>
+          <w:color w:val="000000"/>
+          <w:sz w:val="20"/>
+          <w:szCs w:val="20"/>
+          <w:u w:val="none"/>
+          <w:shd w:fill="auto" w:val="clear"/>
+          <w:vertAlign w:val="baseline"/>
+        </w:rPr>
+      </w:pPr>
+      <w:r>
+        <w:rPr>
+          <w:rFonts w:ascii="Times New Roman" w:cs="Times New Roman" w:eastAsia="Times New Roman" w:hAnsi="Times New Roman"/>
+          <w:b w:val="0"/>
+          <w:bCs w:val="0"/>
+          <w:i w:val="0"/>
+          <w:iCs w:val="0"/>
           <w:smallCaps w:val="0"/>
           <w:strike w:val="0"/>
           <w:color w:val="000000"/>
@@ -3867,7 +4111,9 @@
         <w:rPr>
           <w:rFonts w:ascii="Times New Roman" w:cs="Times New Roman" w:eastAsia="Times New Roman" w:hAnsi="Times New Roman"/>
           <w:b w:val="0"/>
-          <w:i w:val="0"/>
+          <w:bCs w:val="0"/>
+          <w:i w:val="0"/>
+          <w:iCs w:val="0"/>
           <w:smallCaps w:val="0"/>
           <w:strike w:val="0"/>
           <w:color w:val="000000"/>
@@ -3914,22 +4160,26 @@
         <w:rPr>
           <w:rFonts w:ascii="Times New Roman" w:cs="Times New Roman" w:eastAsia="Times New Roman" w:hAnsi="Times New Roman"/>
           <w:b w:val="0"/>
-          <w:i w:val="0"/>
-          <w:smallCaps w:val="0"/>
-          <w:strike w:val="0"/>
-          <w:color w:val="000000"/>
-          <w:sz w:val="20"/>
-          <w:szCs w:val="20"/>
-          <w:u w:val="none"/>
-          <w:shd w:fill="auto" w:val="clear"/>
-          <w:vertAlign w:val="baseline"/>
-        </w:rPr>
-      </w:pPr>
-      <w:r>
-        <w:rPr>
-          <w:rFonts w:ascii="Times New Roman" w:cs="Times New Roman" w:eastAsia="Times New Roman" w:hAnsi="Times New Roman"/>
-          <w:b w:val="0"/>
-          <w:i w:val="0"/>
+          <w:bCs w:val="0"/>
+          <w:i w:val="0"/>
+          <w:iCs w:val="0"/>
+          <w:smallCaps w:val="0"/>
+          <w:strike w:val="0"/>
+          <w:color w:val="000000"/>
+          <w:sz w:val="20"/>
+          <w:szCs w:val="20"/>
+          <w:u w:val="none"/>
+          <w:shd w:fill="auto" w:val="clear"/>
+          <w:vertAlign w:val="baseline"/>
+        </w:rPr>
+      </w:pPr>
+      <w:r>
+        <w:rPr>
+          <w:rFonts w:ascii="Times New Roman" w:cs="Times New Roman" w:eastAsia="Times New Roman" w:hAnsi="Times New Roman"/>
+          <w:b w:val="0"/>
+          <w:bCs w:val="0"/>
+          <w:i w:val="0"/>
+          <w:iCs w:val="0"/>
           <w:smallCaps w:val="0"/>
           <w:strike w:val="0"/>
           <w:color w:val="000000"/>
@@ -3963,7 +4213,9 @@
         <w:rPr>
           <w:rFonts w:ascii="Times New Roman" w:cs="Times New Roman" w:eastAsia="Times New Roman" w:hAnsi="Times New Roman"/>
           <w:b w:val="0"/>
-          <w:i w:val="0"/>
+          <w:bCs w:val="0"/>
+          <w:i w:val="0"/>
+          <w:iCs w:val="0"/>
           <w:smallCaps w:val="0"/>
           <w:strike w:val="0"/>
           <w:color w:val="000000"/>
@@ -4024,7 +4276,9 @@
         <w:rPr>
           <w:rFonts w:ascii="Times New Roman" w:cs="Times New Roman" w:eastAsia="Times New Roman" w:hAnsi="Times New Roman"/>
           <w:b w:val="1"/>
-          <w:i w:val="0"/>
+          <w:bCs w:val="1"/>
+          <w:i w:val="0"/>
+          <w:iCs w:val="0"/>
           <w:smallCaps w:val="0"/>
           <w:strike w:val="0"/>
           <w:color w:val="000000"/>
@@ -4063,7 +4317,9 @@
         <w:rPr>
           <w:rFonts w:ascii="Times New Roman" w:cs="Times New Roman" w:eastAsia="Times New Roman" w:hAnsi="Times New Roman"/>
           <w:b w:val="0"/>
-          <w:i w:val="0"/>
+          <w:bCs w:val="0"/>
+          <w:i w:val="0"/>
+          <w:iCs w:val="0"/>
           <w:smallCaps w:val="0"/>
           <w:strike w:val="0"/>
           <w:color w:val="000000"/>
@@ -4083,7 +4339,9 @@
         <w:rPr>
           <w:rFonts w:ascii="Times New Roman" w:cs="Times New Roman" w:eastAsia="Times New Roman" w:hAnsi="Times New Roman"/>
           <w:b w:val="0"/>
-          <w:i w:val="0"/>
+          <w:bCs w:val="0"/>
+          <w:i w:val="0"/>
+          <w:iCs w:val="0"/>
           <w:smallCaps w:val="0"/>
           <w:strike w:val="0"/>
           <w:color w:val="000000"/>
@@ -4141,7 +4399,9 @@
         <w:rPr>
           <w:rFonts w:ascii="Times New Roman" w:cs="Times New Roman" w:eastAsia="Times New Roman" w:hAnsi="Times New Roman"/>
           <w:b w:val="1"/>
-          <w:i w:val="0"/>
+          <w:bCs w:val="1"/>
+          <w:i w:val="0"/>
+          <w:iCs w:val="0"/>
           <w:smallCaps w:val="0"/>
           <w:strike w:val="0"/>
           <w:color w:val="000000"/>
@@ -4187,22 +4447,26 @@
         <w:rPr>
           <w:rFonts w:ascii="Times New Roman" w:cs="Times New Roman" w:eastAsia="Times New Roman" w:hAnsi="Times New Roman"/>
           <w:b w:val="0"/>
-          <w:i w:val="0"/>
-          <w:smallCaps w:val="0"/>
-          <w:strike w:val="0"/>
-          <w:color w:val="000000"/>
-          <w:sz w:val="20"/>
-          <w:szCs w:val="20"/>
-          <w:u w:val="none"/>
-          <w:shd w:fill="auto" w:val="clear"/>
-          <w:vertAlign w:val="baseline"/>
-        </w:rPr>
-      </w:pPr>
-      <w:r>
-        <w:rPr>
-          <w:rFonts w:ascii="Times New Roman" w:cs="Times New Roman" w:eastAsia="Times New Roman" w:hAnsi="Times New Roman"/>
-          <w:b w:val="0"/>
-          <w:i w:val="0"/>
+          <w:bCs w:val="0"/>
+          <w:i w:val="0"/>
+          <w:iCs w:val="0"/>
+          <w:smallCaps w:val="0"/>
+          <w:strike w:val="0"/>
+          <w:color w:val="000000"/>
+          <w:sz w:val="20"/>
+          <w:szCs w:val="20"/>
+          <w:u w:val="none"/>
+          <w:shd w:fill="auto" w:val="clear"/>
+          <w:vertAlign w:val="baseline"/>
+        </w:rPr>
+      </w:pPr>
+      <w:r>
+        <w:rPr>
+          <w:rFonts w:ascii="Times New Roman" w:cs="Times New Roman" w:eastAsia="Times New Roman" w:hAnsi="Times New Roman"/>
+          <w:b w:val="0"/>
+          <w:bCs w:val="0"/>
+          <w:i w:val="0"/>
+          <w:iCs w:val="0"/>
           <w:smallCaps w:val="0"/>
           <w:strike w:val="0"/>
           <w:color w:val="000000"/>
@@ -4236,7 +4500,9 @@
         <w:rPr>
           <w:rFonts w:ascii="Times New Roman" w:cs="Times New Roman" w:eastAsia="Times New Roman" w:hAnsi="Times New Roman"/>
           <w:b w:val="0"/>
-          <w:i w:val="0"/>
+          <w:bCs w:val="0"/>
+          <w:i w:val="0"/>
+          <w:iCs w:val="0"/>
           <w:smallCaps w:val="0"/>
           <w:strike w:val="0"/>
           <w:color w:val="000000"/>
@@ -4282,22 +4548,26 @@
         <w:rPr>
           <w:rFonts w:ascii="Times New Roman" w:cs="Times New Roman" w:eastAsia="Times New Roman" w:hAnsi="Times New Roman"/>
           <w:b w:val="0"/>
-          <w:i w:val="0"/>
-          <w:smallCaps w:val="0"/>
-          <w:strike w:val="0"/>
-          <w:color w:val="000000"/>
-          <w:sz w:val="20"/>
-          <w:szCs w:val="20"/>
-          <w:u w:val="none"/>
-          <w:shd w:fill="auto" w:val="clear"/>
-          <w:vertAlign w:val="baseline"/>
-        </w:rPr>
-      </w:pPr>
-      <w:r>
-        <w:rPr>
-          <w:rFonts w:ascii="Times New Roman" w:cs="Times New Roman" w:eastAsia="Times New Roman" w:hAnsi="Times New Roman"/>
-          <w:b w:val="0"/>
-          <w:i w:val="0"/>
+          <w:bCs w:val="0"/>
+          <w:i w:val="0"/>
+          <w:iCs w:val="0"/>
+          <w:smallCaps w:val="0"/>
+          <w:strike w:val="0"/>
+          <w:color w:val="000000"/>
+          <w:sz w:val="20"/>
+          <w:szCs w:val="20"/>
+          <w:u w:val="none"/>
+          <w:shd w:fill="auto" w:val="clear"/>
+          <w:vertAlign w:val="baseline"/>
+        </w:rPr>
+      </w:pPr>
+      <w:r>
+        <w:rPr>
+          <w:rFonts w:ascii="Times New Roman" w:cs="Times New Roman" w:eastAsia="Times New Roman" w:hAnsi="Times New Roman"/>
+          <w:b w:val="0"/>
+          <w:bCs w:val="0"/>
+          <w:i w:val="0"/>
+          <w:iCs w:val="0"/>
           <w:smallCaps w:val="0"/>
           <w:strike w:val="0"/>
           <w:color w:val="000000"/>
@@ -4331,7 +4601,9 @@
         <w:rPr>
           <w:rFonts w:ascii="Times New Roman" w:cs="Times New Roman" w:eastAsia="Times New Roman" w:hAnsi="Times New Roman"/>
           <w:b w:val="0"/>
-          <w:i w:val="0"/>
+          <w:bCs w:val="0"/>
+          <w:i w:val="0"/>
+          <w:iCs w:val="0"/>
           <w:smallCaps w:val="0"/>
           <w:strike w:val="0"/>
           <w:color w:val="000000"/>
@@ -4368,22 +4640,26 @@
         <w:rPr>
           <w:rFonts w:ascii="Times New Roman" w:cs="Times New Roman" w:eastAsia="Times New Roman" w:hAnsi="Times New Roman"/>
           <w:b w:val="0"/>
-          <w:i w:val="0"/>
-          <w:smallCaps w:val="0"/>
-          <w:strike w:val="0"/>
-          <w:color w:val="000000"/>
-          <w:sz w:val="20"/>
-          <w:szCs w:val="20"/>
-          <w:u w:val="none"/>
-          <w:shd w:fill="auto" w:val="clear"/>
-          <w:vertAlign w:val="baseline"/>
-        </w:rPr>
-      </w:pPr>
-      <w:r>
-        <w:rPr>
-          <w:rFonts w:ascii="Times New Roman" w:cs="Times New Roman" w:eastAsia="Times New Roman" w:hAnsi="Times New Roman"/>
-          <w:b w:val="0"/>
-          <w:i w:val="0"/>
+          <w:bCs w:val="0"/>
+          <w:i w:val="0"/>
+          <w:iCs w:val="0"/>
+          <w:smallCaps w:val="0"/>
+          <w:strike w:val="0"/>
+          <w:color w:val="000000"/>
+          <w:sz w:val="20"/>
+          <w:szCs w:val="20"/>
+          <w:u w:val="none"/>
+          <w:shd w:fill="auto" w:val="clear"/>
+          <w:vertAlign w:val="baseline"/>
+        </w:rPr>
+      </w:pPr>
+      <w:r>
+        <w:rPr>
+          <w:rFonts w:ascii="Times New Roman" w:cs="Times New Roman" w:eastAsia="Times New Roman" w:hAnsi="Times New Roman"/>
+          <w:b w:val="0"/>
+          <w:bCs w:val="0"/>
+          <w:i w:val="0"/>
+          <w:iCs w:val="0"/>
           <w:smallCaps w:val="0"/>
           <w:strike w:val="0"/>
           <w:color w:val="000000"/>
@@ -4417,22 +4693,26 @@
         <w:rPr>
           <w:rFonts w:ascii="Times New Roman" w:cs="Times New Roman" w:eastAsia="Times New Roman" w:hAnsi="Times New Roman"/>
           <w:b w:val="0"/>
-          <w:i w:val="0"/>
-          <w:smallCaps w:val="0"/>
-          <w:strike w:val="0"/>
-          <w:color w:val="000000"/>
-          <w:sz w:val="20"/>
-          <w:szCs w:val="20"/>
-          <w:u w:val="none"/>
-          <w:shd w:fill="auto" w:val="clear"/>
-          <w:vertAlign w:val="baseline"/>
-        </w:rPr>
-      </w:pPr>
-      <w:r>
-        <w:rPr>
-          <w:rFonts w:ascii="Times New Roman" w:cs="Times New Roman" w:eastAsia="Times New Roman" w:hAnsi="Times New Roman"/>
-          <w:b w:val="0"/>
-          <w:i w:val="0"/>
+          <w:bCs w:val="0"/>
+          <w:i w:val="0"/>
+          <w:iCs w:val="0"/>
+          <w:smallCaps w:val="0"/>
+          <w:strike w:val="0"/>
+          <w:color w:val="000000"/>
+          <w:sz w:val="20"/>
+          <w:szCs w:val="20"/>
+          <w:u w:val="none"/>
+          <w:shd w:fill="auto" w:val="clear"/>
+          <w:vertAlign w:val="baseline"/>
+        </w:rPr>
+      </w:pPr>
+      <w:r>
+        <w:rPr>
+          <w:rFonts w:ascii="Times New Roman" w:cs="Times New Roman" w:eastAsia="Times New Roman" w:hAnsi="Times New Roman"/>
+          <w:b w:val="0"/>
+          <w:bCs w:val="0"/>
+          <w:i w:val="0"/>
+          <w:iCs w:val="0"/>
           <w:smallCaps w:val="0"/>
           <w:strike w:val="0"/>
           <w:color w:val="000000"/>
@@ -4466,7 +4746,9 @@
         <w:rPr>
           <w:rFonts w:ascii="Times New Roman" w:cs="Times New Roman" w:eastAsia="Times New Roman" w:hAnsi="Times New Roman"/>
           <w:b w:val="0"/>
-          <w:i w:val="0"/>
+          <w:bCs w:val="0"/>
+          <w:i w:val="0"/>
+          <w:iCs w:val="0"/>
           <w:smallCaps w:val="0"/>
           <w:strike w:val="0"/>
           <w:color w:val="000000"/>
@@ -4503,22 +4785,26 @@
         <w:rPr>
           <w:rFonts w:ascii="Times New Roman" w:cs="Times New Roman" w:eastAsia="Times New Roman" w:hAnsi="Times New Roman"/>
           <w:b w:val="0"/>
-          <w:i w:val="0"/>
-          <w:smallCaps w:val="0"/>
-          <w:strike w:val="0"/>
-          <w:color w:val="000000"/>
-          <w:sz w:val="20"/>
-          <w:szCs w:val="20"/>
-          <w:u w:val="none"/>
-          <w:shd w:fill="auto" w:val="clear"/>
-          <w:vertAlign w:val="baseline"/>
-        </w:rPr>
-      </w:pPr>
-      <w:r>
-        <w:rPr>
-          <w:rFonts w:ascii="Times New Roman" w:cs="Times New Roman" w:eastAsia="Times New Roman" w:hAnsi="Times New Roman"/>
-          <w:b w:val="0"/>
-          <w:i w:val="0"/>
+          <w:bCs w:val="0"/>
+          <w:i w:val="0"/>
+          <w:iCs w:val="0"/>
+          <w:smallCaps w:val="0"/>
+          <w:strike w:val="0"/>
+          <w:color w:val="000000"/>
+          <w:sz w:val="20"/>
+          <w:szCs w:val="20"/>
+          <w:u w:val="none"/>
+          <w:shd w:fill="auto" w:val="clear"/>
+          <w:vertAlign w:val="baseline"/>
+        </w:rPr>
+      </w:pPr>
+      <w:r>
+        <w:rPr>
+          <w:rFonts w:ascii="Times New Roman" w:cs="Times New Roman" w:eastAsia="Times New Roman" w:hAnsi="Times New Roman"/>
+          <w:b w:val="0"/>
+          <w:bCs w:val="0"/>
+          <w:i w:val="0"/>
+          <w:iCs w:val="0"/>
           <w:smallCaps w:val="0"/>
           <w:strike w:val="0"/>
           <w:color w:val="000000"/>
@@ -4552,7 +4838,9 @@
         <w:rPr>
           <w:rFonts w:ascii="Times New Roman" w:cs="Times New Roman" w:eastAsia="Times New Roman" w:hAnsi="Times New Roman"/>
           <w:b w:val="0"/>
-          <w:i w:val="0"/>
+          <w:bCs w:val="0"/>
+          <w:i w:val="0"/>
+          <w:iCs w:val="0"/>
           <w:smallCaps w:val="0"/>
           <w:strike w:val="0"/>
           <w:color w:val="000000"/>
@@ -4598,22 +4886,26 @@
         <w:rPr>
           <w:rFonts w:ascii="Times New Roman" w:cs="Times New Roman" w:eastAsia="Times New Roman" w:hAnsi="Times New Roman"/>
           <w:b w:val="0"/>
-          <w:i w:val="0"/>
-          <w:smallCaps w:val="0"/>
-          <w:strike w:val="0"/>
-          <w:color w:val="000000"/>
-          <w:sz w:val="20"/>
-          <w:szCs w:val="20"/>
-          <w:u w:val="none"/>
-          <w:shd w:fill="auto" w:val="clear"/>
-          <w:vertAlign w:val="baseline"/>
-        </w:rPr>
-      </w:pPr>
-      <w:r>
-        <w:rPr>
-          <w:rFonts w:ascii="Times New Roman" w:cs="Times New Roman" w:eastAsia="Times New Roman" w:hAnsi="Times New Roman"/>
-          <w:b w:val="0"/>
-          <w:i w:val="0"/>
+          <w:bCs w:val="0"/>
+          <w:i w:val="0"/>
+          <w:iCs w:val="0"/>
+          <w:smallCaps w:val="0"/>
+          <w:strike w:val="0"/>
+          <w:color w:val="000000"/>
+          <w:sz w:val="20"/>
+          <w:szCs w:val="20"/>
+          <w:u w:val="none"/>
+          <w:shd w:fill="auto" w:val="clear"/>
+          <w:vertAlign w:val="baseline"/>
+        </w:rPr>
+      </w:pPr>
+      <w:r>
+        <w:rPr>
+          <w:rFonts w:ascii="Times New Roman" w:cs="Times New Roman" w:eastAsia="Times New Roman" w:hAnsi="Times New Roman"/>
+          <w:b w:val="0"/>
+          <w:bCs w:val="0"/>
+          <w:i w:val="0"/>
+          <w:iCs w:val="0"/>
           <w:smallCaps w:val="0"/>
           <w:strike w:val="0"/>
           <w:color w:val="000000"/>
@@ -4647,7 +4939,9 @@
         <w:rPr>
           <w:rFonts w:ascii="Times New Roman" w:cs="Times New Roman" w:eastAsia="Times New Roman" w:hAnsi="Times New Roman"/>
           <w:b w:val="0"/>
-          <w:i w:val="0"/>
+          <w:bCs w:val="0"/>
+          <w:i w:val="0"/>
+          <w:iCs w:val="0"/>
           <w:smallCaps w:val="0"/>
           <w:strike w:val="0"/>
           <w:color w:val="000000"/>
@@ -4693,22 +4987,26 @@
         <w:rPr>
           <w:rFonts w:ascii="Times New Roman" w:cs="Times New Roman" w:eastAsia="Times New Roman" w:hAnsi="Times New Roman"/>
           <w:b w:val="0"/>
-          <w:i w:val="0"/>
-          <w:smallCaps w:val="0"/>
-          <w:strike w:val="0"/>
-          <w:color w:val="000000"/>
-          <w:sz w:val="20"/>
-          <w:szCs w:val="20"/>
-          <w:u w:val="none"/>
-          <w:shd w:fill="auto" w:val="clear"/>
-          <w:vertAlign w:val="baseline"/>
-        </w:rPr>
-      </w:pPr>
-      <w:r>
-        <w:rPr>
-          <w:rFonts w:ascii="Times New Roman" w:cs="Times New Roman" w:eastAsia="Times New Roman" w:hAnsi="Times New Roman"/>
-          <w:b w:val="0"/>
-          <w:i w:val="0"/>
+          <w:bCs w:val="0"/>
+          <w:i w:val="0"/>
+          <w:iCs w:val="0"/>
+          <w:smallCaps w:val="0"/>
+          <w:strike w:val="0"/>
+          <w:color w:val="000000"/>
+          <w:sz w:val="20"/>
+          <w:szCs w:val="20"/>
+          <w:u w:val="none"/>
+          <w:shd w:fill="auto" w:val="clear"/>
+          <w:vertAlign w:val="baseline"/>
+        </w:rPr>
+      </w:pPr>
+      <w:r>
+        <w:rPr>
+          <w:rFonts w:ascii="Times New Roman" w:cs="Times New Roman" w:eastAsia="Times New Roman" w:hAnsi="Times New Roman"/>
+          <w:b w:val="0"/>
+          <w:bCs w:val="0"/>
+          <w:i w:val="0"/>
+          <w:iCs w:val="0"/>
           <w:smallCaps w:val="0"/>
           <w:strike w:val="0"/>
           <w:color w:val="000000"/>
@@ -4742,7 +5040,9 @@
         <w:rPr>
           <w:rFonts w:ascii="Times New Roman" w:cs="Times New Roman" w:eastAsia="Times New Roman" w:hAnsi="Times New Roman"/>
           <w:b w:val="0"/>
-          <w:i w:val="0"/>
+          <w:bCs w:val="0"/>
+          <w:i w:val="0"/>
+          <w:iCs w:val="0"/>
           <w:smallCaps w:val="0"/>
           <w:strike w:val="0"/>
           <w:color w:val="000000"/>
@@ -4803,7 +5103,9 @@
         <w:rPr>
           <w:rFonts w:ascii="Times New Roman" w:cs="Times New Roman" w:eastAsia="Times New Roman" w:hAnsi="Times New Roman"/>
           <w:b w:val="1"/>
-          <w:i w:val="0"/>
+          <w:bCs w:val="1"/>
+          <w:i w:val="0"/>
+          <w:iCs w:val="0"/>
           <w:smallCaps w:val="0"/>
           <w:strike w:val="0"/>
           <w:color w:val="000000"/>
@@ -4849,22 +5151,26 @@
         <w:rPr>
           <w:rFonts w:ascii="Times New Roman" w:cs="Times New Roman" w:eastAsia="Times New Roman" w:hAnsi="Times New Roman"/>
           <w:b w:val="0"/>
-          <w:i w:val="0"/>
-          <w:smallCaps w:val="0"/>
-          <w:strike w:val="0"/>
-          <w:color w:val="000000"/>
-          <w:sz w:val="20"/>
-          <w:szCs w:val="20"/>
-          <w:u w:val="none"/>
-          <w:shd w:fill="auto" w:val="clear"/>
-          <w:vertAlign w:val="baseline"/>
-        </w:rPr>
-      </w:pPr>
-      <w:r>
-        <w:rPr>
-          <w:rFonts w:ascii="Times New Roman" w:cs="Times New Roman" w:eastAsia="Times New Roman" w:hAnsi="Times New Roman"/>
-          <w:b w:val="0"/>
-          <w:i w:val="0"/>
+          <w:bCs w:val="0"/>
+          <w:i w:val="0"/>
+          <w:iCs w:val="0"/>
+          <w:smallCaps w:val="0"/>
+          <w:strike w:val="0"/>
+          <w:color w:val="000000"/>
+          <w:sz w:val="20"/>
+          <w:szCs w:val="20"/>
+          <w:u w:val="none"/>
+          <w:shd w:fill="auto" w:val="clear"/>
+          <w:vertAlign w:val="baseline"/>
+        </w:rPr>
+      </w:pPr>
+      <w:r>
+        <w:rPr>
+          <w:rFonts w:ascii="Times New Roman" w:cs="Times New Roman" w:eastAsia="Times New Roman" w:hAnsi="Times New Roman"/>
+          <w:b w:val="0"/>
+          <w:bCs w:val="0"/>
+          <w:i w:val="0"/>
+          <w:iCs w:val="0"/>
           <w:smallCaps w:val="0"/>
           <w:strike w:val="0"/>
           <w:color w:val="000000"/>
@@ -4898,7 +5204,9 @@
         <w:rPr>
           <w:rFonts w:ascii="Times New Roman" w:cs="Times New Roman" w:eastAsia="Times New Roman" w:hAnsi="Times New Roman"/>
           <w:b w:val="0"/>
-          <w:i w:val="0"/>
+          <w:bCs w:val="0"/>
+          <w:i w:val="0"/>
+          <w:iCs w:val="0"/>
           <w:smallCaps w:val="0"/>
           <w:strike w:val="0"/>
           <w:color w:val="000000"/>
@@ -4944,22 +5252,26 @@
         <w:rPr>
           <w:rFonts w:ascii="Times New Roman" w:cs="Times New Roman" w:eastAsia="Times New Roman" w:hAnsi="Times New Roman"/>
           <w:b w:val="0"/>
-          <w:i w:val="0"/>
-          <w:smallCaps w:val="0"/>
-          <w:strike w:val="0"/>
-          <w:color w:val="000000"/>
-          <w:sz w:val="20"/>
-          <w:szCs w:val="20"/>
-          <w:u w:val="none"/>
-          <w:shd w:fill="auto" w:val="clear"/>
-          <w:vertAlign w:val="baseline"/>
-        </w:rPr>
-      </w:pPr>
-      <w:r>
-        <w:rPr>
-          <w:rFonts w:ascii="Times New Roman" w:cs="Times New Roman" w:eastAsia="Times New Roman" w:hAnsi="Times New Roman"/>
-          <w:b w:val="0"/>
-          <w:i w:val="0"/>
+          <w:bCs w:val="0"/>
+          <w:i w:val="0"/>
+          <w:iCs w:val="0"/>
+          <w:smallCaps w:val="0"/>
+          <w:strike w:val="0"/>
+          <w:color w:val="000000"/>
+          <w:sz w:val="20"/>
+          <w:szCs w:val="20"/>
+          <w:u w:val="none"/>
+          <w:shd w:fill="auto" w:val="clear"/>
+          <w:vertAlign w:val="baseline"/>
+        </w:rPr>
+      </w:pPr>
+      <w:r>
+        <w:rPr>
+          <w:rFonts w:ascii="Times New Roman" w:cs="Times New Roman" w:eastAsia="Times New Roman" w:hAnsi="Times New Roman"/>
+          <w:b w:val="0"/>
+          <w:bCs w:val="0"/>
+          <w:i w:val="0"/>
+          <w:iCs w:val="0"/>
           <w:smallCaps w:val="0"/>
           <w:strike w:val="0"/>
           <w:color w:val="000000"/>
@@ -4993,7 +5305,9 @@
         <w:rPr>
           <w:rFonts w:ascii="Times New Roman" w:cs="Times New Roman" w:eastAsia="Times New Roman" w:hAnsi="Times New Roman"/>
           <w:b w:val="0"/>
-          <w:i w:val="0"/>
+          <w:bCs w:val="0"/>
+          <w:i w:val="0"/>
+          <w:iCs w:val="0"/>
           <w:smallCaps w:val="0"/>
           <w:strike w:val="0"/>
           <w:color w:val="000000"/>
@@ -5039,22 +5353,26 @@
         <w:rPr>
           <w:rFonts w:ascii="Times New Roman" w:cs="Times New Roman" w:eastAsia="Times New Roman" w:hAnsi="Times New Roman"/>
           <w:b w:val="0"/>
-          <w:i w:val="0"/>
-          <w:smallCaps w:val="0"/>
-          <w:strike w:val="0"/>
-          <w:color w:val="000000"/>
-          <w:sz w:val="20"/>
-          <w:szCs w:val="20"/>
-          <w:u w:val="none"/>
-          <w:shd w:fill="auto" w:val="clear"/>
-          <w:vertAlign w:val="baseline"/>
-        </w:rPr>
-      </w:pPr>
-      <w:r>
-        <w:rPr>
-          <w:rFonts w:ascii="Times New Roman" w:cs="Times New Roman" w:eastAsia="Times New Roman" w:hAnsi="Times New Roman"/>
-          <w:b w:val="0"/>
-          <w:i w:val="0"/>
+          <w:bCs w:val="0"/>
+          <w:i w:val="0"/>
+          <w:iCs w:val="0"/>
+          <w:smallCaps w:val="0"/>
+          <w:strike w:val="0"/>
+          <w:color w:val="000000"/>
+          <w:sz w:val="20"/>
+          <w:szCs w:val="20"/>
+          <w:u w:val="none"/>
+          <w:shd w:fill="auto" w:val="clear"/>
+          <w:vertAlign w:val="baseline"/>
+        </w:rPr>
+      </w:pPr>
+      <w:r>
+        <w:rPr>
+          <w:rFonts w:ascii="Times New Roman" w:cs="Times New Roman" w:eastAsia="Times New Roman" w:hAnsi="Times New Roman"/>
+          <w:b w:val="0"/>
+          <w:bCs w:val="0"/>
+          <w:i w:val="0"/>
+          <w:iCs w:val="0"/>
           <w:smallCaps w:val="0"/>
           <w:strike w:val="0"/>
           <w:color w:val="000000"/>
@@ -5088,7 +5406,9 @@
         <w:rPr>
           <w:rFonts w:ascii="Times New Roman" w:cs="Times New Roman" w:eastAsia="Times New Roman" w:hAnsi="Times New Roman"/>
           <w:b w:val="0"/>
-          <w:i w:val="0"/>
+          <w:bCs w:val="0"/>
+          <w:i w:val="0"/>
+          <w:iCs w:val="0"/>
           <w:smallCaps w:val="0"/>
           <w:strike w:val="0"/>
           <w:color w:val="000000"/>
@@ -5149,7 +5469,9 @@
         <w:rPr>
           <w:rFonts w:ascii="Times New Roman" w:cs="Times New Roman" w:eastAsia="Times New Roman" w:hAnsi="Times New Roman"/>
           <w:b w:val="1"/>
-          <w:i w:val="0"/>
+          <w:bCs w:val="1"/>
+          <w:i w:val="0"/>
+          <w:iCs w:val="0"/>
           <w:smallCaps w:val="0"/>
           <w:strike w:val="0"/>
           <w:color w:val="000000"/>
@@ -5195,22 +5517,26 @@
         <w:rPr>
           <w:rFonts w:ascii="Times New Roman" w:cs="Times New Roman" w:eastAsia="Times New Roman" w:hAnsi="Times New Roman"/>
           <w:b w:val="0"/>
-          <w:i w:val="0"/>
-          <w:smallCaps w:val="0"/>
-          <w:strike w:val="0"/>
-          <w:color w:val="000000"/>
-          <w:sz w:val="20"/>
-          <w:szCs w:val="20"/>
-          <w:u w:val="none"/>
-          <w:shd w:fill="auto" w:val="clear"/>
-          <w:vertAlign w:val="baseline"/>
-        </w:rPr>
-      </w:pPr>
-      <w:r>
-        <w:rPr>
-          <w:rFonts w:ascii="Times New Roman" w:cs="Times New Roman" w:eastAsia="Times New Roman" w:hAnsi="Times New Roman"/>
-          <w:b w:val="0"/>
-          <w:i w:val="0"/>
+          <w:bCs w:val="0"/>
+          <w:i w:val="0"/>
+          <w:iCs w:val="0"/>
+          <w:smallCaps w:val="0"/>
+          <w:strike w:val="0"/>
+          <w:color w:val="000000"/>
+          <w:sz w:val="20"/>
+          <w:szCs w:val="20"/>
+          <w:u w:val="none"/>
+          <w:shd w:fill="auto" w:val="clear"/>
+          <w:vertAlign w:val="baseline"/>
+        </w:rPr>
+      </w:pPr>
+      <w:r>
+        <w:rPr>
+          <w:rFonts w:ascii="Times New Roman" w:cs="Times New Roman" w:eastAsia="Times New Roman" w:hAnsi="Times New Roman"/>
+          <w:b w:val="0"/>
+          <w:bCs w:val="0"/>
+          <w:i w:val="0"/>
+          <w:iCs w:val="0"/>
           <w:smallCaps w:val="0"/>
           <w:strike w:val="0"/>
           <w:color w:val="000000"/>
@@ -5244,7 +5570,9 @@
         <w:rPr>
           <w:rFonts w:ascii="Times New Roman" w:cs="Times New Roman" w:eastAsia="Times New Roman" w:hAnsi="Times New Roman"/>
           <w:b w:val="0"/>
-          <w:i w:val="0"/>
+          <w:bCs w:val="0"/>
+          <w:i w:val="0"/>
+          <w:iCs w:val="0"/>
           <w:smallCaps w:val="0"/>
           <w:strike w:val="0"/>
           <w:color w:val="000000"/>
@@ -5290,22 +5618,26 @@
         <w:rPr>
           <w:rFonts w:ascii="Times New Roman" w:cs="Times New Roman" w:eastAsia="Times New Roman" w:hAnsi="Times New Roman"/>
           <w:b w:val="0"/>
-          <w:i w:val="0"/>
-          <w:smallCaps w:val="0"/>
-          <w:strike w:val="0"/>
-          <w:color w:val="000000"/>
-          <w:sz w:val="20"/>
-          <w:szCs w:val="20"/>
-          <w:u w:val="none"/>
-          <w:shd w:fill="auto" w:val="clear"/>
-          <w:vertAlign w:val="baseline"/>
-        </w:rPr>
-      </w:pPr>
-      <w:r>
-        <w:rPr>
-          <w:rFonts w:ascii="Times New Roman" w:cs="Times New Roman" w:eastAsia="Times New Roman" w:hAnsi="Times New Roman"/>
-          <w:b w:val="0"/>
-          <w:i w:val="0"/>
+          <w:bCs w:val="0"/>
+          <w:i w:val="0"/>
+          <w:iCs w:val="0"/>
+          <w:smallCaps w:val="0"/>
+          <w:strike w:val="0"/>
+          <w:color w:val="000000"/>
+          <w:sz w:val="20"/>
+          <w:szCs w:val="20"/>
+          <w:u w:val="none"/>
+          <w:shd w:fill="auto" w:val="clear"/>
+          <w:vertAlign w:val="baseline"/>
+        </w:rPr>
+      </w:pPr>
+      <w:r>
+        <w:rPr>
+          <w:rFonts w:ascii="Times New Roman" w:cs="Times New Roman" w:eastAsia="Times New Roman" w:hAnsi="Times New Roman"/>
+          <w:b w:val="0"/>
+          <w:bCs w:val="0"/>
+          <w:i w:val="0"/>
+          <w:iCs w:val="0"/>
           <w:smallCaps w:val="0"/>
           <w:strike w:val="0"/>
           <w:color w:val="000000"/>
@@ -5339,22 +5671,26 @@
         <w:rPr>
           <w:rFonts w:ascii="Times New Roman" w:cs="Times New Roman" w:eastAsia="Times New Roman" w:hAnsi="Times New Roman"/>
           <w:b w:val="0"/>
-          <w:i w:val="0"/>
-          <w:smallCaps w:val="0"/>
-          <w:strike w:val="0"/>
-          <w:color w:val="000000"/>
-          <w:sz w:val="20"/>
-          <w:szCs w:val="20"/>
-          <w:u w:val="none"/>
-          <w:shd w:fill="auto" w:val="clear"/>
-          <w:vertAlign w:val="baseline"/>
-        </w:rPr>
-      </w:pPr>
-      <w:r>
-        <w:rPr>
-          <w:rFonts w:ascii="Times New Roman" w:cs="Times New Roman" w:eastAsia="Times New Roman" w:hAnsi="Times New Roman"/>
-          <w:b w:val="0"/>
-          <w:i w:val="0"/>
+          <w:bCs w:val="0"/>
+          <w:i w:val="0"/>
+          <w:iCs w:val="0"/>
+          <w:smallCaps w:val="0"/>
+          <w:strike w:val="0"/>
+          <w:color w:val="000000"/>
+          <w:sz w:val="20"/>
+          <w:szCs w:val="20"/>
+          <w:u w:val="none"/>
+          <w:shd w:fill="auto" w:val="clear"/>
+          <w:vertAlign w:val="baseline"/>
+        </w:rPr>
+      </w:pPr>
+      <w:r>
+        <w:rPr>
+          <w:rFonts w:ascii="Times New Roman" w:cs="Times New Roman" w:eastAsia="Times New Roman" w:hAnsi="Times New Roman"/>
+          <w:b w:val="0"/>
+          <w:bCs w:val="0"/>
+          <w:i w:val="0"/>
+          <w:iCs w:val="0"/>
           <w:smallCaps w:val="0"/>
           <w:strike w:val="0"/>
           <w:color w:val="000000"/>
@@ -5388,7 +5724,9 @@
         <w:rPr>
           <w:rFonts w:ascii="Times New Roman" w:cs="Times New Roman" w:eastAsia="Times New Roman" w:hAnsi="Times New Roman"/>
           <w:b w:val="0"/>
-          <w:i w:val="0"/>
+          <w:bCs w:val="0"/>
+          <w:i w:val="0"/>
+          <w:iCs w:val="0"/>
           <w:smallCaps w:val="0"/>
           <w:strike w:val="0"/>
           <w:color w:val="000000"/>
@@ -5434,7 +5772,9 @@
         <w:rPr>
           <w:rFonts w:ascii="Times New Roman" w:cs="Times New Roman" w:eastAsia="Times New Roman" w:hAnsi="Times New Roman"/>
           <w:b w:val="0"/>
-          <w:i w:val="0"/>
+          <w:bCs w:val="0"/>
+          <w:i w:val="0"/>
+          <w:iCs w:val="0"/>
           <w:smallCaps w:val="0"/>
           <w:strike w:val="0"/>
           <w:color w:val="000000"/>
@@ -5454,7 +5794,9 @@
         <w:rPr>
           <w:rFonts w:ascii="Times New Roman" w:cs="Times New Roman" w:eastAsia="Times New Roman" w:hAnsi="Times New Roman"/>
           <w:b w:val="0"/>
-          <w:i w:val="0"/>
+          <w:bCs w:val="0"/>
+          <w:i w:val="0"/>
+          <w:iCs w:val="0"/>
           <w:smallCaps w:val="0"/>
           <w:strike w:val="0"/>
           <w:color w:val="000000"/>
@@ -5504,7 +5846,9 @@
         <w:rPr>
           <w:rFonts w:ascii="Times New Roman" w:cs="Times New Roman" w:eastAsia="Times New Roman" w:hAnsi="Times New Roman"/>
           <w:b w:val="1"/>
-          <w:i w:val="0"/>
+          <w:bCs w:val="1"/>
+          <w:i w:val="0"/>
+          <w:iCs w:val="0"/>
           <w:smallCaps w:val="0"/>
           <w:strike w:val="0"/>
           <w:color w:val="000000"/>
@@ -5584,7 +5928,9 @@
               <w:rPr>
                 <w:rFonts w:ascii="Times New Roman" w:cs="Times New Roman" w:eastAsia="Times New Roman" w:hAnsi="Times New Roman"/>
                 <w:b w:val="0"/>
+                <w:bCs w:val="0"/>
                 <w:i w:val="0"/>
+                <w:iCs w:val="0"/>
                 <w:smallCaps w:val="0"/>
                 <w:strike w:val="0"/>
                 <w:color w:val="000000"/>
@@ -5599,7 +5945,9 @@
               <w:rPr>
                 <w:rFonts w:ascii="Times New Roman" w:cs="Times New Roman" w:eastAsia="Times New Roman" w:hAnsi="Times New Roman"/>
                 <w:b w:val="0"/>
+                <w:bCs w:val="0"/>
                 <w:i w:val="0"/>
+                <w:iCs w:val="0"/>
                 <w:smallCaps w:val="0"/>
                 <w:strike w:val="0"/>
                 <w:color w:val="000000"/>
@@ -5648,7 +5996,9 @@
               <w:rPr>
                 <w:rFonts w:ascii="Times New Roman" w:cs="Times New Roman" w:eastAsia="Times New Roman" w:hAnsi="Times New Roman"/>
                 <w:b w:val="0"/>
+                <w:bCs w:val="0"/>
                 <w:i w:val="0"/>
+                <w:iCs w:val="0"/>
                 <w:smallCaps w:val="0"/>
                 <w:strike w:val="0"/>
                 <w:color w:val="000000"/>
@@ -5663,7 +6013,9 @@
               <w:rPr>
                 <w:rFonts w:ascii="Times New Roman" w:cs="Times New Roman" w:eastAsia="Times New Roman" w:hAnsi="Times New Roman"/>
                 <w:b w:val="0"/>
+                <w:bCs w:val="0"/>
                 <w:i w:val="0"/>
+                <w:iCs w:val="0"/>
                 <w:smallCaps w:val="0"/>
                 <w:strike w:val="0"/>
                 <w:color w:val="000000"/>
@@ -5689,7 +6041,9 @@
               <w:rPr>
                 <w:rFonts w:ascii="Times New Roman" w:cs="Times New Roman" w:eastAsia="Times New Roman" w:hAnsi="Times New Roman"/>
                 <w:b w:val="0"/>
+                <w:bCs w:val="0"/>
                 <w:i w:val="0"/>
+                <w:iCs w:val="0"/>
                 <w:smallCaps w:val="0"/>
                 <w:strike w:val="0"/>
                 <w:color w:val="000000"/>
@@ -5750,7 +6104,9 @@
               <w:rPr>
                 <w:rFonts w:ascii="Times New Roman" w:cs="Times New Roman" w:eastAsia="Times New Roman" w:hAnsi="Times New Roman"/>
                 <w:b w:val="0"/>
+                <w:bCs w:val="0"/>
                 <w:i w:val="0"/>
+                <w:iCs w:val="0"/>
                 <w:smallCaps w:val="0"/>
                 <w:strike w:val="0"/>
                 <w:color w:val="000000"/>
@@ -5789,7 +6145,9 @@
               <w:rPr>
                 <w:rFonts w:ascii="Times New Roman" w:cs="Times New Roman" w:eastAsia="Times New Roman" w:hAnsi="Times New Roman"/>
                 <w:b w:val="0"/>
+                <w:bCs w:val="0"/>
                 <w:i w:val="0"/>
+                <w:iCs w:val="0"/>
                 <w:smallCaps w:val="0"/>
                 <w:strike w:val="0"/>
                 <w:color w:val="000000"/>
@@ -5812,7 +6170,9 @@
               <w:rPr>
                 <w:rFonts w:ascii="Times New Roman" w:cs="Times New Roman" w:eastAsia="Times New Roman" w:hAnsi="Times New Roman"/>
                 <w:b w:val="0"/>
+                <w:bCs w:val="0"/>
                 <w:i w:val="0"/>
+                <w:iCs w:val="0"/>
                 <w:smallCaps w:val="0"/>
                 <w:strike w:val="0"/>
                 <w:color w:val="000000"/>
@@ -5848,7 +6208,9 @@
               <w:rPr>
                 <w:rFonts w:ascii="Times New Roman" w:cs="Times New Roman" w:eastAsia="Times New Roman" w:hAnsi="Times New Roman"/>
                 <w:b w:val="0"/>
+                <w:bCs w:val="0"/>
                 <w:i w:val="0"/>
+                <w:iCs w:val="0"/>
                 <w:smallCaps w:val="0"/>
                 <w:strike w:val="0"/>
                 <w:color w:val="000000"/>
@@ -5902,7 +6264,9 @@
               <w:rPr>
                 <w:rFonts w:ascii="Times New Roman" w:cs="Times New Roman" w:eastAsia="Times New Roman" w:hAnsi="Times New Roman"/>
                 <w:b w:val="0"/>
+                <w:bCs w:val="0"/>
                 <w:i w:val="0"/>
+                <w:iCs w:val="0"/>
                 <w:smallCaps w:val="0"/>
                 <w:strike w:val="0"/>
                 <w:color w:val="000000"/>
@@ -5941,7 +6305,9 @@
               <w:rPr>
                 <w:rFonts w:ascii="Times New Roman" w:cs="Times New Roman" w:eastAsia="Times New Roman" w:hAnsi="Times New Roman"/>
                 <w:b w:val="0"/>
+                <w:bCs w:val="0"/>
                 <w:i w:val="0"/>
+                <w:iCs w:val="0"/>
                 <w:smallCaps w:val="0"/>
                 <w:strike w:val="0"/>
                 <w:color w:val="000000"/>
@@ -5980,7 +6346,9 @@
               <w:rPr>
                 <w:rFonts w:ascii="Times New Roman" w:cs="Times New Roman" w:eastAsia="Times New Roman" w:hAnsi="Times New Roman"/>
                 <w:b w:val="0"/>
+                <w:bCs w:val="0"/>
                 <w:i w:val="0"/>
+                <w:iCs w:val="0"/>
                 <w:smallCaps w:val="0"/>
                 <w:strike w:val="0"/>
                 <w:color w:val="000000"/>
@@ -6019,7 +6387,9 @@
               <w:rPr>
                 <w:rFonts w:ascii="Times New Roman" w:cs="Times New Roman" w:eastAsia="Times New Roman" w:hAnsi="Times New Roman"/>
                 <w:b w:val="0"/>
+                <w:bCs w:val="0"/>
                 <w:i w:val="0"/>
+                <w:iCs w:val="0"/>
                 <w:smallCaps w:val="0"/>
                 <w:strike w:val="0"/>
                 <w:color w:val="000000"/>
@@ -6058,7 +6428,9 @@
               <w:rPr>
                 <w:rFonts w:ascii="Times New Roman" w:cs="Times New Roman" w:eastAsia="Times New Roman" w:hAnsi="Times New Roman"/>
                 <w:b w:val="0"/>
+                <w:bCs w:val="0"/>
                 <w:i w:val="0"/>
+                <w:iCs w:val="0"/>
                 <w:smallCaps w:val="0"/>
                 <w:strike w:val="0"/>
                 <w:color w:val="000000"/>
@@ -6104,7 +6476,9 @@
               <w:rPr>
                 <w:rFonts w:ascii="Times New Roman" w:cs="Times New Roman" w:eastAsia="Times New Roman" w:hAnsi="Times New Roman"/>
                 <w:b w:val="0"/>
+                <w:bCs w:val="0"/>
                 <w:i w:val="0"/>
+                <w:iCs w:val="0"/>
                 <w:smallCaps w:val="0"/>
                 <w:strike w:val="0"/>
                 <w:color w:val="000000"/>
@@ -6143,7 +6517,9 @@
               <w:rPr>
                 <w:rFonts w:ascii="Times New Roman" w:cs="Times New Roman" w:eastAsia="Times New Roman" w:hAnsi="Times New Roman"/>
                 <w:b w:val="0"/>
+                <w:bCs w:val="0"/>
                 <w:i w:val="0"/>
+                <w:iCs w:val="0"/>
                 <w:smallCaps w:val="0"/>
                 <w:strike w:val="0"/>
                 <w:color w:val="000000"/>
@@ -6182,7 +6558,9 @@
               <w:rPr>
                 <w:rFonts w:ascii="Times New Roman" w:cs="Times New Roman" w:eastAsia="Times New Roman" w:hAnsi="Times New Roman"/>
                 <w:b w:val="0"/>
+                <w:bCs w:val="0"/>
                 <w:i w:val="0"/>
+                <w:iCs w:val="0"/>
                 <w:smallCaps w:val="0"/>
                 <w:strike w:val="0"/>
                 <w:color w:val="000000"/>
@@ -6221,7 +6599,9 @@
               <w:rPr>
                 <w:rFonts w:ascii="Times New Roman" w:cs="Times New Roman" w:eastAsia="Times New Roman" w:hAnsi="Times New Roman"/>
                 <w:b w:val="0"/>
+                <w:bCs w:val="0"/>
                 <w:i w:val="0"/>
+                <w:iCs w:val="0"/>
                 <w:smallCaps w:val="0"/>
                 <w:strike w:val="0"/>
                 <w:color w:val="000000"/>
@@ -6260,7 +6640,9 @@
               <w:rPr>
                 <w:rFonts w:ascii="Times New Roman" w:cs="Times New Roman" w:eastAsia="Times New Roman" w:hAnsi="Times New Roman"/>
                 <w:b w:val="0"/>
+                <w:bCs w:val="0"/>
                 <w:i w:val="0"/>
+                <w:iCs w:val="0"/>
                 <w:smallCaps w:val="0"/>
                 <w:strike w:val="0"/>
                 <w:color w:val="000000"/>
@@ -6306,7 +6688,9 @@
               <w:rPr>
                 <w:rFonts w:ascii="Times New Roman" w:cs="Times New Roman" w:eastAsia="Times New Roman" w:hAnsi="Times New Roman"/>
                 <w:b w:val="0"/>
+                <w:bCs w:val="0"/>
                 <w:i w:val="0"/>
+                <w:iCs w:val="0"/>
                 <w:smallCaps w:val="0"/>
                 <w:strike w:val="0"/>
                 <w:color w:val="000000"/>
@@ -6345,7 +6729,9 @@
               <w:rPr>
                 <w:rFonts w:ascii="Times New Roman" w:cs="Times New Roman" w:eastAsia="Times New Roman" w:hAnsi="Times New Roman"/>
                 <w:b w:val="0"/>
+                <w:bCs w:val="0"/>
                 <w:i w:val="0"/>
+                <w:iCs w:val="0"/>
                 <w:smallCaps w:val="0"/>
                 <w:strike w:val="0"/>
                 <w:color w:val="000000"/>
@@ -6384,7 +6770,9 @@
               <w:rPr>
                 <w:rFonts w:ascii="Times New Roman" w:cs="Times New Roman" w:eastAsia="Times New Roman" w:hAnsi="Times New Roman"/>
                 <w:b w:val="0"/>
+                <w:bCs w:val="0"/>
                 <w:i w:val="0"/>
+                <w:iCs w:val="0"/>
                 <w:smallCaps w:val="0"/>
                 <w:strike w:val="0"/>
                 <w:color w:val="000000"/>
@@ -6423,7 +6811,9 @@
               <w:rPr>
                 <w:rFonts w:ascii="Times New Roman" w:cs="Times New Roman" w:eastAsia="Times New Roman" w:hAnsi="Times New Roman"/>
                 <w:b w:val="0"/>
+                <w:bCs w:val="0"/>
                 <w:i w:val="0"/>
+                <w:iCs w:val="0"/>
                 <w:smallCaps w:val="0"/>
                 <w:strike w:val="0"/>
                 <w:color w:val="000000"/>
@@ -6462,7 +6852,9 @@
               <w:rPr>
                 <w:rFonts w:ascii="Times New Roman" w:cs="Times New Roman" w:eastAsia="Times New Roman" w:hAnsi="Times New Roman"/>
                 <w:b w:val="0"/>
+                <w:bCs w:val="0"/>
                 <w:i w:val="0"/>
+                <w:iCs w:val="0"/>
                 <w:smallCaps w:val="0"/>
                 <w:strike w:val="0"/>
                 <w:color w:val="000000"/>
@@ -6512,7 +6904,9 @@
               <w:rPr>
                 <w:rFonts w:ascii="Times New Roman" w:cs="Times New Roman" w:eastAsia="Times New Roman" w:hAnsi="Times New Roman"/>
                 <w:b w:val="0"/>
+                <w:bCs w:val="0"/>
                 <w:i w:val="0"/>
+                <w:iCs w:val="0"/>
                 <w:smallCaps w:val="0"/>
                 <w:strike w:val="0"/>
                 <w:color w:val="000000"/>
@@ -6527,7 +6921,9 @@
               <w:rPr>
                 <w:rFonts w:ascii="Times New Roman" w:cs="Times New Roman" w:eastAsia="Times New Roman" w:hAnsi="Times New Roman"/>
                 <w:b w:val="0"/>
+                <w:bCs w:val="0"/>
                 <w:i w:val="0"/>
+                <w:iCs w:val="0"/>
                 <w:smallCaps w:val="0"/>
                 <w:strike w:val="0"/>
                 <w:color w:val="000000"/>
@@ -6631,7 +7027,9 @@
               <w:rPr>
                 <w:rFonts w:ascii="Times New Roman" w:cs="Times New Roman" w:eastAsia="Times New Roman" w:hAnsi="Times New Roman"/>
                 <w:b w:val="0"/>
+                <w:bCs w:val="0"/>
                 <w:i w:val="0"/>
+                <w:iCs w:val="0"/>
                 <w:smallCaps w:val="0"/>
                 <w:strike w:val="0"/>
                 <w:color w:val="000000"/>
@@ -6646,7 +7044,9 @@
               <w:rPr>
                 <w:rFonts w:ascii="Times New Roman" w:cs="Times New Roman" w:eastAsia="Times New Roman" w:hAnsi="Times New Roman"/>
                 <w:b w:val="0"/>
+                <w:bCs w:val="0"/>
                 <w:i w:val="0"/>
+                <w:iCs w:val="0"/>
                 <w:smallCaps w:val="0"/>
                 <w:strike w:val="0"/>
                 <w:color w:val="000000"/>
@@ -6750,7 +7150,9 @@
               <w:rPr>
                 <w:rFonts w:ascii="Times New Roman" w:cs="Times New Roman" w:eastAsia="Times New Roman" w:hAnsi="Times New Roman"/>
                 <w:b w:val="0"/>
+                <w:bCs w:val="0"/>
                 <w:i w:val="0"/>
+                <w:iCs w:val="0"/>
                 <w:smallCaps w:val="0"/>
                 <w:strike w:val="0"/>
                 <w:color w:val="000000"/>
@@ -6801,7 +7203,9 @@
               <w:rPr>
                 <w:rFonts w:ascii="Times New Roman" w:cs="Times New Roman" w:eastAsia="Times New Roman" w:hAnsi="Times New Roman"/>
                 <w:b w:val="0"/>
+                <w:bCs w:val="0"/>
                 <w:i w:val="0"/>
+                <w:iCs w:val="0"/>
                 <w:smallCaps w:val="0"/>
                 <w:strike w:val="0"/>
                 <w:color w:val="000000"/>
@@ -6816,7 +7220,9 @@
               <w:rPr>
                 <w:rFonts w:ascii="Times New Roman" w:cs="Times New Roman" w:eastAsia="Times New Roman" w:hAnsi="Times New Roman"/>
                 <w:b w:val="0"/>
+                <w:bCs w:val="0"/>
                 <w:i w:val="0"/>
+                <w:iCs w:val="0"/>
                 <w:smallCaps w:val="0"/>
                 <w:strike w:val="0"/>
                 <w:color w:val="000000"/>
@@ -6922,7 +7328,9 @@
               <w:rPr>
                 <w:rFonts w:ascii="Times New Roman" w:cs="Times New Roman" w:eastAsia="Times New Roman" w:hAnsi="Times New Roman"/>
                 <w:b w:val="0"/>
+                <w:bCs w:val="0"/>
                 <w:i w:val="0"/>
+                <w:iCs w:val="0"/>
                 <w:smallCaps w:val="0"/>
                 <w:strike w:val="0"/>
                 <w:color w:val="000000"/>
@@ -6937,7 +7345,9 @@
               <w:rPr>
                 <w:rFonts w:ascii="Times New Roman" w:cs="Times New Roman" w:eastAsia="Times New Roman" w:hAnsi="Times New Roman"/>
                 <w:b w:val="0"/>
+                <w:bCs w:val="0"/>
                 <w:i w:val="0"/>
+                <w:iCs w:val="0"/>
                 <w:smallCaps w:val="0"/>
                 <w:strike w:val="0"/>
                 <w:color w:val="000000"/>
@@ -6979,7 +7389,9 @@
               <w:rPr>
                 <w:rFonts w:ascii="Times New Roman" w:cs="Times New Roman" w:eastAsia="Times New Roman" w:hAnsi="Times New Roman"/>
                 <w:b w:val="0"/>
+                <w:bCs w:val="0"/>
                 <w:i w:val="0"/>
+                <w:iCs w:val="0"/>
                 <w:smallCaps w:val="0"/>
                 <w:strike w:val="0"/>
                 <w:color w:val="000000"/>
@@ -6994,7 +7406,9 @@
               <w:rPr>
                 <w:rFonts w:ascii="Times New Roman" w:cs="Times New Roman" w:eastAsia="Times New Roman" w:hAnsi="Times New Roman"/>
                 <w:b w:val="0"/>
+                <w:bCs w:val="0"/>
                 <w:i w:val="0"/>
+                <w:iCs w:val="0"/>
                 <w:smallCaps w:val="0"/>
                 <w:strike w:val="0"/>
                 <w:color w:val="000000"/>
@@ -7019,7 +7433,9 @@
               <w:rPr>
                 <w:rFonts w:ascii="Times New Roman" w:cs="Times New Roman" w:eastAsia="Times New Roman" w:hAnsi="Times New Roman"/>
                 <w:b w:val="0"/>
+                <w:bCs w:val="0"/>
                 <w:i w:val="0"/>
+                <w:iCs w:val="0"/>
                 <w:smallCaps w:val="0"/>
                 <w:strike w:val="0"/>
                 <w:color w:val="000000"/>
@@ -7067,7 +7483,9 @@
               <w:rPr>
                 <w:rFonts w:ascii="Times New Roman" w:cs="Times New Roman" w:eastAsia="Times New Roman" w:hAnsi="Times New Roman"/>
                 <w:b w:val="0"/>
+                <w:bCs w:val="0"/>
                 <w:i w:val="0"/>
+                <w:iCs w:val="0"/>
                 <w:smallCaps w:val="0"/>
                 <w:strike w:val="0"/>
                 <w:color w:val="000000"/>
@@ -7082,7 +7500,9 @@
               <w:rPr>
                 <w:rFonts w:ascii="Times New Roman" w:cs="Times New Roman" w:eastAsia="Times New Roman" w:hAnsi="Times New Roman"/>
                 <w:b w:val="0"/>
+                <w:bCs w:val="0"/>
                 <w:i w:val="0"/>
+                <w:iCs w:val="0"/>
                 <w:smallCaps w:val="0"/>
                 <w:strike w:val="0"/>
                 <w:color w:val="000000"/>
@@ -7188,7 +7608,9 @@
               <w:rPr>
                 <w:rFonts w:ascii="Times New Roman" w:cs="Times New Roman" w:eastAsia="Times New Roman" w:hAnsi="Times New Roman"/>
                 <w:b w:val="0"/>
+                <w:bCs w:val="0"/>
                 <w:i w:val="0"/>
+                <w:iCs w:val="0"/>
                 <w:smallCaps w:val="0"/>
                 <w:strike w:val="0"/>
                 <w:color w:val="000000"/>
@@ -7203,7 +7625,9 @@
               <w:rPr>
                 <w:rFonts w:ascii="Times New Roman" w:cs="Times New Roman" w:eastAsia="Times New Roman" w:hAnsi="Times New Roman"/>
                 <w:b w:val="0"/>
+                <w:bCs w:val="0"/>
                 <w:i w:val="0"/>
+                <w:iCs w:val="0"/>
                 <w:smallCaps w:val="0"/>
                 <w:strike w:val="0"/>
                 <w:color w:val="000000"/>
@@ -7306,7 +7730,9 @@
         <w:rPr>
           <w:rFonts w:ascii="Times New Roman" w:cs="Times New Roman" w:eastAsia="Times New Roman" w:hAnsi="Times New Roman"/>
           <w:b w:val="0"/>
-          <w:i w:val="0"/>
+          <w:bCs w:val="0"/>
+          <w:i w:val="0"/>
+          <w:iCs w:val="0"/>
           <w:smallCaps w:val="0"/>
           <w:strike w:val="0"/>
           <w:color w:val="000000"/>
@@ -7336,6 +7762,7 @@
         <w:rPr>
           <w:rFonts w:ascii="Arial" w:cs="Arial" w:eastAsia="Arial" w:hAnsi="Arial"/>
           <w:b w:val="1"/>
+          <w:bCs w:val="1"/>
           <w:sz w:val="24"/>
           <w:szCs w:val="24"/>
         </w:rPr>
@@ -7344,6 +7771,7 @@
         <w:rPr>
           <w:rFonts w:ascii="Arial" w:cs="Arial" w:eastAsia="Arial" w:hAnsi="Arial"/>
           <w:b w:val="1"/>
+          <w:bCs w:val="1"/>
           <w:sz w:val="24"/>
           <w:szCs w:val="24"/>
           <w:rtl w:val="0"/>
@@ -7371,7 +7799,9 @@
         <w:rPr>
           <w:rFonts w:ascii="Arial" w:cs="Arial" w:eastAsia="Arial" w:hAnsi="Arial"/>
           <w:b w:val="1"/>
-          <w:i w:val="0"/>
+          <w:bCs w:val="1"/>
+          <w:i w:val="0"/>
+          <w:iCs w:val="0"/>
           <w:smallCaps w:val="0"/>
           <w:strike w:val="0"/>
           <w:color w:val="000000"/>
@@ -7712,7 +8142,9 @@
         <w:rPr>
           <w:rFonts w:ascii="Arial" w:cs="Arial" w:eastAsia="Arial" w:hAnsi="Arial"/>
           <w:b w:val="0"/>
-          <w:i w:val="0"/>
+          <w:bCs w:val="0"/>
+          <w:i w:val="0"/>
+          <w:iCs w:val="0"/>
           <w:smallCaps w:val="0"/>
           <w:strike w:val="0"/>
           <w:color w:val="000000"/>
@@ -7727,7 +8159,9 @@
         <w:rPr>
           <w:rFonts w:ascii="Arial" w:cs="Arial" w:eastAsia="Arial" w:hAnsi="Arial"/>
           <w:b w:val="0"/>
-          <w:i w:val="0"/>
+          <w:bCs w:val="0"/>
+          <w:i w:val="0"/>
+          <w:iCs w:val="0"/>
           <w:smallCaps w:val="0"/>
           <w:strike w:val="0"/>
           <w:color w:val="000000"/>
@@ -7769,7 +8203,9 @@
         <w:rPr>
           <w:rFonts w:ascii="Arial" w:cs="Arial" w:eastAsia="Arial" w:hAnsi="Arial"/>
           <w:b w:val="0"/>
-          <w:i w:val="0"/>
+          <w:bCs w:val="0"/>
+          <w:i w:val="0"/>
+          <w:iCs w:val="0"/>
           <w:smallCaps w:val="0"/>
           <w:strike w:val="0"/>
           <w:color w:val="000000"/>
@@ -7784,7 +8220,9 @@
         <w:rPr>
           <w:rFonts w:ascii="Arial" w:cs="Arial" w:eastAsia="Arial" w:hAnsi="Arial"/>
           <w:b w:val="0"/>
-          <w:i w:val="0"/>
+          <w:bCs w:val="0"/>
+          <w:i w:val="0"/>
+          <w:iCs w:val="0"/>
           <w:smallCaps w:val="0"/>
           <w:strike w:val="0"/>
           <w:color w:val="000000"/>
@@ -7826,7 +8264,9 @@
         <w:rPr>
           <w:rFonts w:ascii="Arial" w:cs="Arial" w:eastAsia="Arial" w:hAnsi="Arial"/>
           <w:b w:val="0"/>
-          <w:i w:val="0"/>
+          <w:bCs w:val="0"/>
+          <w:i w:val="0"/>
+          <w:iCs w:val="0"/>
           <w:smallCaps w:val="0"/>
           <w:strike w:val="0"/>
           <w:color w:val="000000"/>
@@ -7841,7 +8281,9 @@
         <w:rPr>
           <w:rFonts w:ascii="Arial" w:cs="Arial" w:eastAsia="Arial" w:hAnsi="Arial"/>
           <w:b w:val="0"/>
-          <w:i w:val="0"/>
+          <w:bCs w:val="0"/>
+          <w:i w:val="0"/>
+          <w:iCs w:val="0"/>
           <w:smallCaps w:val="0"/>
           <w:strike w:val="0"/>
           <w:color w:val="000000"/>
@@ -7883,7 +8325,9 @@
         <w:rPr>
           <w:rFonts w:ascii="Arial" w:cs="Arial" w:eastAsia="Arial" w:hAnsi="Arial"/>
           <w:b w:val="0"/>
-          <w:i w:val="0"/>
+          <w:bCs w:val="0"/>
+          <w:i w:val="0"/>
+          <w:iCs w:val="0"/>
           <w:smallCaps w:val="0"/>
           <w:strike w:val="0"/>
           <w:color w:val="000000"/>
@@ -7898,7 +8342,9 @@
         <w:rPr>
           <w:rFonts w:ascii="Arial" w:cs="Arial" w:eastAsia="Arial" w:hAnsi="Arial"/>
           <w:b w:val="0"/>
-          <w:i w:val="0"/>
+          <w:bCs w:val="0"/>
+          <w:i w:val="0"/>
+          <w:iCs w:val="0"/>
           <w:smallCaps w:val="0"/>
           <w:strike w:val="0"/>
           <w:color w:val="000000"/>
@@ -7939,7 +8385,9 @@
         <w:rPr>
           <w:rFonts w:ascii="Arial" w:cs="Arial" w:eastAsia="Arial" w:hAnsi="Arial"/>
           <w:b w:val="0"/>
-          <w:i w:val="0"/>
+          <w:bCs w:val="0"/>
+          <w:i w:val="0"/>
+          <w:iCs w:val="0"/>
           <w:smallCaps w:val="0"/>
           <w:strike w:val="0"/>
           <w:color w:val="000000"/>
@@ -7954,7 +8402,9 @@
         <w:rPr>
           <w:rFonts w:ascii="Arial" w:cs="Arial" w:eastAsia="Arial" w:hAnsi="Arial"/>
           <w:b w:val="0"/>
-          <w:i w:val="0"/>
+          <w:bCs w:val="0"/>
+          <w:i w:val="0"/>
+          <w:iCs w:val="0"/>
           <w:smallCaps w:val="0"/>
           <w:strike w:val="0"/>
           <w:color w:val="000000"/>
@@ -7996,7 +8446,9 @@
         <w:rPr>
           <w:rFonts w:ascii="Arial" w:cs="Arial" w:eastAsia="Arial" w:hAnsi="Arial"/>
           <w:b w:val="0"/>
-          <w:i w:val="0"/>
+          <w:bCs w:val="0"/>
+          <w:i w:val="0"/>
+          <w:iCs w:val="0"/>
           <w:smallCaps w:val="0"/>
           <w:strike w:val="0"/>
           <w:color w:val="000000"/>
@@ -8011,7 +8463,9 @@
         <w:rPr>
           <w:rFonts w:ascii="Arial" w:cs="Arial" w:eastAsia="Arial" w:hAnsi="Arial"/>
           <w:b w:val="0"/>
-          <w:i w:val="0"/>
+          <w:bCs w:val="0"/>
+          <w:i w:val="0"/>
+          <w:iCs w:val="0"/>
           <w:smallCaps w:val="0"/>
           <w:strike w:val="0"/>
           <w:color w:val="000000"/>
@@ -8045,7 +8499,9 @@
         <w:rPr>
           <w:rFonts w:ascii="Arial" w:cs="Arial" w:eastAsia="Arial" w:hAnsi="Arial"/>
           <w:b w:val="0"/>
-          <w:i w:val="0"/>
+          <w:bCs w:val="0"/>
+          <w:i w:val="0"/>
+          <w:iCs w:val="0"/>
           <w:smallCaps w:val="0"/>
           <w:strike w:val="0"/>
           <w:color w:val="000000"/>
@@ -8135,6 +8591,7 @@
         <w:rPr>
           <w:rFonts w:ascii="Arial" w:cs="Arial" w:eastAsia="Arial" w:hAnsi="Arial"/>
           <w:b w:val="1"/>
+          <w:bCs w:val="1"/>
           <w:sz w:val="20"/>
           <w:szCs w:val="20"/>
         </w:rPr>
@@ -8143,6 +8600,7 @@
         <w:rPr>
           <w:rFonts w:ascii="Arial" w:cs="Arial" w:eastAsia="Arial" w:hAnsi="Arial"/>
           <w:b w:val="1"/>
+          <w:bCs w:val="1"/>
           <w:color w:val="35383a"/>
           <w:sz w:val="20"/>
           <w:szCs w:val="20"/>
@@ -8154,6 +8612,7 @@
         <w:rPr>
           <w:rFonts w:ascii="Arial" w:cs="Arial" w:eastAsia="Arial" w:hAnsi="Arial"/>
           <w:b w:val="1"/>
+          <w:bCs w:val="1"/>
           <w:sz w:val="20"/>
           <w:szCs w:val="20"/>
           <w:rtl w:val="0"/>
@@ -8169,6 +8628,7 @@
         <w:rPr>
           <w:rFonts w:ascii="Arial" w:cs="Arial" w:eastAsia="Arial" w:hAnsi="Arial"/>
           <w:b w:val="1"/>
+          <w:bCs w:val="1"/>
           <w:sz w:val="20"/>
           <w:szCs w:val="20"/>
         </w:rPr>
@@ -8177,6 +8637,7 @@
         <w:rPr>
           <w:rFonts w:ascii="Arial" w:cs="Arial" w:eastAsia="Arial" w:hAnsi="Arial"/>
           <w:b w:val="1"/>
+          <w:bCs w:val="1"/>
           <w:color w:val="35383a"/>
           <w:sz w:val="20"/>
           <w:szCs w:val="20"/>
@@ -8188,6 +8649,7 @@
         <w:rPr>
           <w:rFonts w:ascii="Arial" w:cs="Arial" w:eastAsia="Arial" w:hAnsi="Arial"/>
           <w:b w:val="1"/>
+          <w:bCs w:val="1"/>
           <w:sz w:val="20"/>
           <w:szCs w:val="20"/>
           <w:highlight w:val="white"/>
@@ -8209,6 +8671,7 @@
         <w:rPr>
           <w:rFonts w:ascii="Arial" w:cs="Arial" w:eastAsia="Arial" w:hAnsi="Arial"/>
           <w:b w:val="1"/>
+          <w:bCs w:val="1"/>
           <w:sz w:val="20"/>
           <w:szCs w:val="20"/>
         </w:rPr>
@@ -8217,6 +8680,7 @@
         <w:rPr>
           <w:rFonts w:ascii="Arial" w:cs="Arial" w:eastAsia="Arial" w:hAnsi="Arial"/>
           <w:b w:val="1"/>
+          <w:bCs w:val="1"/>
           <w:color w:val="35383a"/>
           <w:sz w:val="20"/>
           <w:szCs w:val="20"/>
@@ -8230,6 +8694,7 @@
         <w:rPr>
           <w:rFonts w:ascii="Arial" w:cs="Arial" w:eastAsia="Arial" w:hAnsi="Arial"/>
           <w:b w:val="1"/>
+          <w:bCs w:val="1"/>
           <w:sz w:val="20"/>
           <w:szCs w:val="20"/>
           <w:rtl w:val="0"/>
@@ -8239,6 +8704,7 @@
       <w:r>
         <w:rPr>
           <w:b w:val="1"/>
+          <w:bCs w:val="1"/>
           <w:sz w:val="20"/>
           <w:szCs w:val="20"/>
           <w:rtl w:val="0"/>
@@ -8249,6 +8715,7 @@
         <w:rPr>
           <w:rFonts w:ascii="Arial" w:cs="Arial" w:eastAsia="Arial" w:hAnsi="Arial"/>
           <w:b w:val="1"/>
+          <w:bCs w:val="1"/>
           <w:sz w:val="20"/>
           <w:szCs w:val="20"/>
           <w:rtl w:val="0"/>
@@ -8276,7 +8743,9 @@
         <w:rPr>
           <w:rFonts w:ascii="Arial" w:cs="Arial" w:eastAsia="Arial" w:hAnsi="Arial"/>
           <w:b w:val="1"/>
-          <w:i w:val="0"/>
+          <w:bCs w:val="1"/>
+          <w:i w:val="0"/>
+          <w:iCs w:val="0"/>
           <w:smallCaps w:val="0"/>
           <w:strike w:val="0"/>
           <w:color w:val="000000"/>
@@ -8311,6 +8780,7 @@
         <w:rPr>
           <w:rFonts w:ascii="Arial" w:cs="Arial" w:eastAsia="Arial" w:hAnsi="Arial"/>
           <w:b w:val="1"/>
+          <w:bCs w:val="1"/>
           <w:color w:val="35383a"/>
           <w:sz w:val="20"/>
           <w:szCs w:val="20"/>
@@ -8341,6 +8811,7 @@
         <w:rPr>
           <w:rFonts w:ascii="Arial" w:cs="Arial" w:eastAsia="Arial" w:hAnsi="Arial"/>
           <w:b w:val="1"/>
+          <w:bCs w:val="1"/>
           <w:color w:val="35383a"/>
           <w:sz w:val="20"/>
           <w:szCs w:val="20"/>
@@ -8373,6 +8844,7 @@
         <w:rPr>
           <w:rFonts w:ascii="Arial" w:cs="Arial" w:eastAsia="Arial" w:hAnsi="Arial"/>
           <w:b w:val="1"/>
+          <w:bCs w:val="1"/>
           <w:sz w:val="20"/>
           <w:szCs w:val="20"/>
         </w:rPr>
@@ -8381,6 +8853,7 @@
         <w:rPr>
           <w:rFonts w:ascii="Arial" w:cs="Arial" w:eastAsia="Arial" w:hAnsi="Arial"/>
           <w:b w:val="1"/>
+          <w:bCs w:val="1"/>
           <w:color w:val="35383a"/>
           <w:sz w:val="20"/>
           <w:szCs w:val="20"/>
@@ -8414,7 +8887,9 @@
         <w:rPr>
           <w:rFonts w:ascii="Arial" w:cs="Arial" w:eastAsia="Arial" w:hAnsi="Arial"/>
           <w:b w:val="1"/>
-          <w:i w:val="0"/>
+          <w:bCs w:val="1"/>
+          <w:i w:val="0"/>
+          <w:iCs w:val="0"/>
           <w:smallCaps w:val="0"/>
           <w:strike w:val="0"/>
           <w:color w:val="000000"/>
@@ -8455,7 +8930,9 @@
         <w:rPr>
           <w:rFonts w:ascii="Arial" w:cs="Arial" w:eastAsia="Arial" w:hAnsi="Arial"/>
           <w:b w:val="0"/>
-          <w:i w:val="0"/>
+          <w:bCs w:val="0"/>
+          <w:i w:val="0"/>
+          <w:iCs w:val="0"/>
           <w:smallCaps w:val="0"/>
           <w:strike w:val="0"/>
           <w:color w:val="000000"/>
@@ -8470,7 +8947,9 @@
         <w:rPr>
           <w:rFonts w:ascii="Arial" w:cs="Arial" w:eastAsia="Arial" w:hAnsi="Arial"/>
           <w:b w:val="0"/>
-          <w:i w:val="0"/>
+          <w:bCs w:val="0"/>
+          <w:i w:val="0"/>
+          <w:iCs w:val="0"/>
           <w:smallCaps w:val="0"/>
           <w:strike w:val="0"/>
           <w:color w:val="35383a"/>
@@ -8489,7 +8968,9 @@
         <w:rPr>
           <w:rFonts w:ascii="Times New Roman" w:cs="Times New Roman" w:eastAsia="Times New Roman" w:hAnsi="Times New Roman"/>
           <w:b w:val="0"/>
-          <w:i w:val="0"/>
+          <w:bCs w:val="0"/>
+          <w:i w:val="0"/>
+          <w:iCs w:val="0"/>
           <w:smallCaps w:val="0"/>
           <w:strike w:val="0"/>
           <w:color w:val="35383a"/>
@@ -8506,7 +8987,9 @@
         <w:rPr>
           <w:rFonts w:ascii="Arial" w:cs="Arial" w:eastAsia="Arial" w:hAnsi="Arial"/>
           <w:b w:val="0"/>
-          <w:i w:val="0"/>
+          <w:bCs w:val="0"/>
+          <w:i w:val="0"/>
+          <w:iCs w:val="0"/>
           <w:smallCaps w:val="0"/>
           <w:strike w:val="0"/>
           <w:color w:val="35383a"/>
@@ -8572,22 +9055,26 @@
         <w:rPr>
           <w:rFonts w:ascii="Arial" w:cs="Arial" w:eastAsia="Arial" w:hAnsi="Arial"/>
           <w:b w:val="0"/>
-          <w:i w:val="0"/>
-          <w:smallCaps w:val="0"/>
-          <w:strike w:val="0"/>
-          <w:color w:val="000000"/>
-          <w:sz w:val="20"/>
-          <w:szCs w:val="20"/>
-          <w:u w:val="none"/>
-          <w:shd w:fill="auto" w:val="clear"/>
-          <w:vertAlign w:val="baseline"/>
-        </w:rPr>
-      </w:pPr>
-      <w:r>
-        <w:rPr>
-          <w:rFonts w:ascii="Times New Roman" w:cs="Times New Roman" w:eastAsia="Times New Roman" w:hAnsi="Times New Roman"/>
-          <w:b w:val="0"/>
-          <w:i w:val="0"/>
+          <w:bCs w:val="0"/>
+          <w:i w:val="0"/>
+          <w:iCs w:val="0"/>
+          <w:smallCaps w:val="0"/>
+          <w:strike w:val="0"/>
+          <w:color w:val="000000"/>
+          <w:sz w:val="20"/>
+          <w:szCs w:val="20"/>
+          <w:u w:val="none"/>
+          <w:shd w:fill="auto" w:val="clear"/>
+          <w:vertAlign w:val="baseline"/>
+        </w:rPr>
+      </w:pPr>
+      <w:r>
+        <w:rPr>
+          <w:rFonts w:ascii="Times New Roman" w:cs="Times New Roman" w:eastAsia="Times New Roman" w:hAnsi="Times New Roman"/>
+          <w:b w:val="0"/>
+          <w:bCs w:val="0"/>
+          <w:i w:val="0"/>
+          <w:iCs w:val="0"/>
           <w:smallCaps w:val="0"/>
           <w:strike w:val="0"/>
           <w:color w:val="35383a"/>
@@ -8604,7 +9091,9 @@
         <w:rPr>
           <w:rFonts w:ascii="Times New Roman" w:cs="Times New Roman" w:eastAsia="Times New Roman" w:hAnsi="Times New Roman"/>
           <w:b w:val="0"/>
-          <w:i w:val="0"/>
+          <w:bCs w:val="0"/>
+          <w:i w:val="0"/>
+          <w:iCs w:val="0"/>
           <w:smallCaps w:val="0"/>
           <w:strike w:val="0"/>
           <w:color w:val="35383a"/>
@@ -8621,7 +9110,9 @@
         <w:rPr>
           <w:rFonts w:ascii="Arial" w:cs="Arial" w:eastAsia="Arial" w:hAnsi="Arial"/>
           <w:b w:val="0"/>
-          <w:i w:val="0"/>
+          <w:bCs w:val="0"/>
+          <w:i w:val="0"/>
+          <w:iCs w:val="0"/>
           <w:smallCaps w:val="0"/>
           <w:strike w:val="0"/>
           <w:color w:val="35383a"/>
@@ -8664,7 +9155,9 @@
         <w:rPr>
           <w:rFonts w:ascii="Times New Roman" w:cs="Times New Roman" w:eastAsia="Times New Roman" w:hAnsi="Times New Roman"/>
           <w:b w:val="0"/>
-          <w:i w:val="0"/>
+          <w:bCs w:val="0"/>
+          <w:i w:val="0"/>
+          <w:iCs w:val="0"/>
           <w:smallCaps w:val="0"/>
           <w:strike w:val="0"/>
           <w:color w:val="000000"/>
@@ -8679,7 +9172,9 @@
         <w:rPr>
           <w:rFonts w:ascii="Arial" w:cs="Arial" w:eastAsia="Arial" w:hAnsi="Arial"/>
           <w:b w:val="0"/>
-          <w:i w:val="0"/>
+          <w:bCs w:val="0"/>
+          <w:i w:val="0"/>
+          <w:iCs w:val="0"/>
           <w:smallCaps w:val="0"/>
           <w:strike w:val="0"/>
           <w:color w:val="35383a"/>
@@ -8696,7 +9191,9 @@
         <w:rPr>
           <w:rFonts w:ascii="Arial" w:cs="Arial" w:eastAsia="Arial" w:hAnsi="Arial"/>
           <w:b w:val="0"/>
-          <w:i w:val="0"/>
+          <w:bCs w:val="0"/>
+          <w:i w:val="0"/>
+          <w:iCs w:val="0"/>
           <w:smallCaps w:val="0"/>
           <w:strike w:val="0"/>
           <w:color w:val="35383a"/>
@@ -8713,7 +9210,9 @@
         <w:rPr>
           <w:rFonts w:ascii="Times New Roman" w:cs="Times New Roman" w:eastAsia="Times New Roman" w:hAnsi="Times New Roman"/>
           <w:b w:val="0"/>
-          <w:i w:val="0"/>
+          <w:bCs w:val="0"/>
+          <w:i w:val="0"/>
+          <w:iCs w:val="0"/>
           <w:smallCaps w:val="0"/>
           <w:strike w:val="0"/>
           <w:color w:val="35383a"/>
@@ -8764,7 +9263,9 @@
         <w:rPr>
           <w:rFonts w:ascii="Times New Roman" w:cs="Times New Roman" w:eastAsia="Times New Roman" w:hAnsi="Times New Roman"/>
           <w:b w:val="0"/>
-          <w:i w:val="0"/>
+          <w:bCs w:val="0"/>
+          <w:i w:val="0"/>
+          <w:iCs w:val="0"/>
           <w:smallCaps w:val="0"/>
           <w:strike w:val="0"/>
           <w:color w:val="000000"/>
@@ -8779,7 +9280,9 @@
         <w:rPr>
           <w:rFonts w:ascii="Arial" w:cs="Arial" w:eastAsia="Arial" w:hAnsi="Arial"/>
           <w:b w:val="0"/>
-          <w:i w:val="0"/>
+          <w:bCs w:val="0"/>
+          <w:i w:val="0"/>
+          <w:iCs w:val="0"/>
           <w:smallCaps w:val="0"/>
           <w:strike w:val="0"/>
           <w:color w:val="35383a"/>
@@ -8803,7 +9306,9 @@
         <w:rPr>
           <w:rFonts w:ascii="Times New Roman" w:cs="Times New Roman" w:eastAsia="Times New Roman" w:hAnsi="Times New Roman"/>
           <w:b w:val="0"/>
-          <w:i w:val="0"/>
+          <w:bCs w:val="0"/>
+          <w:i w:val="0"/>
+          <w:iCs w:val="0"/>
           <w:smallCaps w:val="0"/>
           <w:strike w:val="0"/>
           <w:color w:val="35383a"/>
@@ -8820,7 +9325,9 @@
         <w:rPr>
           <w:rFonts w:ascii="Times New Roman" w:cs="Times New Roman" w:eastAsia="Times New Roman" w:hAnsi="Times New Roman"/>
           <w:b w:val="0"/>
-          <w:i w:val="0"/>
+          <w:bCs w:val="0"/>
+          <w:i w:val="0"/>
+          <w:iCs w:val="0"/>
           <w:smallCaps w:val="0"/>
           <w:strike w:val="0"/>
           <w:color w:val="35383a"/>
@@ -8837,7 +9344,9 @@
         <w:rPr>
           <w:rFonts w:ascii="Arial" w:cs="Arial" w:eastAsia="Arial" w:hAnsi="Arial"/>
           <w:b w:val="0"/>
-          <w:i w:val="0"/>
+          <w:bCs w:val="0"/>
+          <w:i w:val="0"/>
+          <w:iCs w:val="0"/>
           <w:smallCaps w:val="0"/>
           <w:strike w:val="0"/>
           <w:color w:val="35383a"/>
@@ -8858,7 +9367,9 @@
         <w:rPr>
           <w:rFonts w:ascii="Times New Roman" w:cs="Times New Roman" w:eastAsia="Times New Roman" w:hAnsi="Times New Roman"/>
           <w:b w:val="0"/>
-          <w:i w:val="0"/>
+          <w:bCs w:val="0"/>
+          <w:i w:val="0"/>
+          <w:iCs w:val="0"/>
           <w:smallCaps w:val="0"/>
           <w:strike w:val="0"/>
           <w:color w:val="35383a"/>
@@ -8902,7 +9413,9 @@
         <w:rPr>
           <w:rFonts w:ascii="Arial" w:cs="Arial" w:eastAsia="Arial" w:hAnsi="Arial"/>
           <w:b w:val="0"/>
-          <w:i w:val="0"/>
+          <w:bCs w:val="0"/>
+          <w:i w:val="0"/>
+          <w:iCs w:val="0"/>
           <w:smallCaps w:val="0"/>
           <w:strike w:val="0"/>
           <w:color w:val="000000"/>
@@ -8917,7 +9430,9 @@
         <w:rPr>
           <w:rFonts w:ascii="Arial" w:cs="Arial" w:eastAsia="Arial" w:hAnsi="Arial"/>
           <w:b w:val="0"/>
-          <w:i w:val="0"/>
+          <w:bCs w:val="0"/>
+          <w:i w:val="0"/>
+          <w:iCs w:val="0"/>
           <w:smallCaps w:val="0"/>
           <w:strike w:val="0"/>
           <w:color w:val="35383a"/>
@@ -8934,7 +9449,9 @@
         <w:rPr>
           <w:rFonts w:ascii="Times New Roman" w:cs="Times New Roman" w:eastAsia="Times New Roman" w:hAnsi="Times New Roman"/>
           <w:b w:val="0"/>
-          <w:i w:val="0"/>
+          <w:bCs w:val="0"/>
+          <w:i w:val="0"/>
+          <w:iCs w:val="0"/>
           <w:smallCaps w:val="0"/>
           <w:strike w:val="0"/>
           <w:color w:val="35383a"/>
@@ -8951,7 +9468,9 @@
         <w:rPr>
           <w:rFonts w:ascii="Times New Roman" w:cs="Times New Roman" w:eastAsia="Times New Roman" w:hAnsi="Times New Roman"/>
           <w:b w:val="0"/>
-          <w:i w:val="0"/>
+          <w:bCs w:val="0"/>
+          <w:i w:val="0"/>
+          <w:iCs w:val="0"/>
           <w:smallCaps w:val="0"/>
           <w:strike w:val="0"/>
           <w:color w:val="35383a"/>
@@ -8968,7 +9487,9 @@
         <w:rPr>
           <w:rFonts w:ascii="Arial" w:cs="Arial" w:eastAsia="Arial" w:hAnsi="Arial"/>
           <w:b w:val="0"/>
-          <w:i w:val="0"/>
+          <w:bCs w:val="0"/>
+          <w:i w:val="0"/>
+          <w:iCs w:val="0"/>
           <w:smallCaps w:val="0"/>
           <w:strike w:val="0"/>
           <w:color w:val="35383a"/>
@@ -8985,7 +9506,9 @@
         <w:rPr>
           <w:rFonts w:ascii="Times New Roman" w:cs="Times New Roman" w:eastAsia="Times New Roman" w:hAnsi="Times New Roman"/>
           <w:b w:val="0"/>
-          <w:i w:val="0"/>
+          <w:bCs w:val="0"/>
+          <w:i w:val="0"/>
+          <w:iCs w:val="0"/>
           <w:smallCaps w:val="0"/>
           <w:strike w:val="0"/>
           <w:color w:val="35383a"/>
@@ -9002,7 +9525,9 @@
         <w:rPr>
           <w:rFonts w:ascii="Arial" w:cs="Arial" w:eastAsia="Arial" w:hAnsi="Arial"/>
           <w:b w:val="0"/>
-          <w:i w:val="0"/>
+          <w:bCs w:val="0"/>
+          <w:i w:val="0"/>
+          <w:iCs w:val="0"/>
           <w:smallCaps w:val="0"/>
           <w:strike w:val="0"/>
           <w:color w:val="35383a"/>
@@ -9044,7 +9569,9 @@
         <w:rPr>
           <w:rFonts w:ascii="Times New Roman" w:cs="Times New Roman" w:eastAsia="Times New Roman" w:hAnsi="Times New Roman"/>
           <w:b w:val="0"/>
-          <w:i w:val="0"/>
+          <w:bCs w:val="0"/>
+          <w:i w:val="0"/>
+          <w:iCs w:val="0"/>
           <w:smallCaps w:val="0"/>
           <w:strike w:val="0"/>
           <w:color w:val="000000"/>
@@ -9059,7 +9586,9 @@
         <w:rPr>
           <w:rFonts w:ascii="Arial" w:cs="Arial" w:eastAsia="Arial" w:hAnsi="Arial"/>
           <w:b w:val="0"/>
-          <w:i w:val="0"/>
+          <w:bCs w:val="0"/>
+          <w:i w:val="0"/>
+          <w:iCs w:val="0"/>
           <w:smallCaps w:val="0"/>
           <w:strike w:val="0"/>
           <w:color w:val="35383a"/>
@@ -9076,7 +9605,9 @@
         <w:rPr>
           <w:rFonts w:ascii="Times New Roman" w:cs="Times New Roman" w:eastAsia="Times New Roman" w:hAnsi="Times New Roman"/>
           <w:b w:val="0"/>
-          <w:i w:val="0"/>
+          <w:bCs w:val="0"/>
+          <w:i w:val="0"/>
+          <w:iCs w:val="0"/>
           <w:smallCaps w:val="0"/>
           <w:strike w:val="0"/>
           <w:color w:val="35383a"/>
@@ -9115,7 +9646,9 @@
         <w:rPr>
           <w:rFonts w:ascii="Arial" w:cs="Arial" w:eastAsia="Arial" w:hAnsi="Arial"/>
           <w:b w:val="0"/>
-          <w:i w:val="0"/>
+          <w:bCs w:val="0"/>
+          <w:i w:val="0"/>
+          <w:iCs w:val="0"/>
           <w:smallCaps w:val="0"/>
           <w:strike w:val="0"/>
           <w:color w:val="000000"/>
@@ -9130,7 +9663,9 @@
         <w:rPr>
           <w:rFonts w:ascii="Arial" w:cs="Arial" w:eastAsia="Arial" w:hAnsi="Arial"/>
           <w:b w:val="0"/>
-          <w:i w:val="0"/>
+          <w:bCs w:val="0"/>
+          <w:i w:val="0"/>
+          <w:iCs w:val="0"/>
           <w:smallCaps w:val="0"/>
           <w:strike w:val="0"/>
           <w:color w:val="35383a"/>
@@ -9169,7 +9704,9 @@
         <w:rPr>
           <w:rFonts w:ascii="Arial" w:cs="Arial" w:eastAsia="Arial" w:hAnsi="Arial"/>
           <w:b w:val="0"/>
-          <w:i w:val="0"/>
+          <w:bCs w:val="0"/>
+          <w:i w:val="0"/>
+          <w:iCs w:val="0"/>
           <w:smallCaps w:val="0"/>
           <w:strike w:val="0"/>
           <w:color w:val="000000"/>
@@ -9312,7 +9849,9 @@
         <w:rPr>
           <w:rFonts w:ascii="Arial" w:cs="Arial" w:eastAsia="Arial" w:hAnsi="Arial"/>
           <w:b w:val="0"/>
-          <w:i w:val="0"/>
+          <w:bCs w:val="0"/>
+          <w:i w:val="0"/>
+          <w:iCs w:val="0"/>
           <w:smallCaps w:val="0"/>
           <w:strike w:val="0"/>
           <w:color w:val="000000"/>
@@ -9327,7 +9866,9 @@
         <w:rPr>
           <w:rFonts w:ascii="Arial" w:cs="Arial" w:eastAsia="Arial" w:hAnsi="Arial"/>
           <w:b w:val="0"/>
-          <w:i w:val="0"/>
+          <w:bCs w:val="0"/>
+          <w:i w:val="0"/>
+          <w:iCs w:val="0"/>
           <w:smallCaps w:val="0"/>
           <w:strike w:val="0"/>
           <w:color w:val="35383a"/>
@@ -9344,7 +9885,9 @@
         <w:rPr>
           <w:rFonts w:ascii="Arial" w:cs="Arial" w:eastAsia="Arial" w:hAnsi="Arial"/>
           <w:b w:val="0"/>
-          <w:i w:val="0"/>
+          <w:bCs w:val="0"/>
+          <w:i w:val="0"/>
+          <w:iCs w:val="0"/>
           <w:smallCaps w:val="0"/>
           <w:strike w:val="0"/>
           <w:color w:val="35383a"/>
@@ -9383,7 +9926,9 @@
         <w:rPr>
           <w:rFonts w:ascii="Arial" w:cs="Arial" w:eastAsia="Arial" w:hAnsi="Arial"/>
           <w:b w:val="0"/>
-          <w:i w:val="0"/>
+          <w:bCs w:val="0"/>
+          <w:i w:val="0"/>
+          <w:iCs w:val="0"/>
           <w:smallCaps w:val="0"/>
           <w:strike w:val="0"/>
           <w:color w:val="000000"/>
@@ -9398,7 +9943,9 @@
         <w:rPr>
           <w:rFonts w:ascii="Arial" w:cs="Arial" w:eastAsia="Arial" w:hAnsi="Arial"/>
           <w:b w:val="0"/>
-          <w:i w:val="0"/>
+          <w:bCs w:val="0"/>
+          <w:i w:val="0"/>
+          <w:iCs w:val="0"/>
           <w:smallCaps w:val="0"/>
           <w:strike w:val="0"/>
           <w:color w:val="35383a"/>
@@ -9437,7 +9984,9 @@
         <w:rPr>
           <w:rFonts w:ascii="Arial" w:cs="Arial" w:eastAsia="Arial" w:hAnsi="Arial"/>
           <w:b w:val="0"/>
-          <w:i w:val="0"/>
+          <w:bCs w:val="0"/>
+          <w:i w:val="0"/>
+          <w:iCs w:val="0"/>
           <w:smallCaps w:val="0"/>
           <w:strike w:val="0"/>
           <w:color w:val="000000"/>
@@ -9474,7 +10023,9 @@
         <w:rPr>
           <w:rFonts w:ascii="Arial" w:cs="Arial" w:eastAsia="Arial" w:hAnsi="Arial"/>
           <w:b w:val="0"/>
-          <w:i w:val="0"/>
+          <w:bCs w:val="0"/>
+          <w:i w:val="0"/>
+          <w:iCs w:val="0"/>
           <w:smallCaps w:val="0"/>
           <w:strike w:val="0"/>
           <w:color w:val="000000"/>
@@ -9489,7 +10040,9 @@
         <w:rPr>
           <w:rFonts w:ascii="Arial" w:cs="Arial" w:eastAsia="Arial" w:hAnsi="Arial"/>
           <w:b w:val="0"/>
-          <w:i w:val="0"/>
+          <w:bCs w:val="0"/>
+          <w:i w:val="0"/>
+          <w:iCs w:val="0"/>
           <w:smallCaps w:val="0"/>
           <w:strike w:val="0"/>
           <w:color w:val="ff0000"/>
@@ -9528,7 +10081,9 @@
         <w:rPr>
           <w:rFonts w:ascii="Arial" w:cs="Arial" w:eastAsia="Arial" w:hAnsi="Arial"/>
           <w:b w:val="0"/>
-          <w:i w:val="0"/>
+          <w:bCs w:val="0"/>
+          <w:i w:val="0"/>
+          <w:iCs w:val="0"/>
           <w:smallCaps w:val="0"/>
           <w:strike w:val="0"/>
           <w:color w:val="000000"/>
@@ -9585,7 +10140,9 @@
         <w:rPr>
           <w:rFonts w:ascii="Arial" w:cs="Arial" w:eastAsia="Arial" w:hAnsi="Arial"/>
           <w:b w:val="1"/>
-          <w:i w:val="0"/>
+          <w:bCs w:val="1"/>
+          <w:i w:val="0"/>
+          <w:iCs w:val="0"/>
           <w:smallCaps w:val="0"/>
           <w:strike w:val="0"/>
           <w:color w:val="000000"/>
@@ -9631,7 +10188,9 @@
         <w:rPr>
           <w:rFonts w:ascii="Arial" w:cs="Arial" w:eastAsia="Arial" w:hAnsi="Arial"/>
           <w:b w:val="0"/>
-          <w:i w:val="0"/>
+          <w:bCs w:val="0"/>
+          <w:i w:val="0"/>
+          <w:iCs w:val="0"/>
           <w:smallCaps w:val="0"/>
           <w:strike w:val="0"/>
           <w:color w:val="35383a"/>
@@ -9648,7 +10207,9 @@
         <w:rPr>
           <w:rFonts w:ascii="Times New Roman" w:cs="Times New Roman" w:eastAsia="Times New Roman" w:hAnsi="Times New Roman"/>
           <w:b w:val="0"/>
-          <w:i w:val="0"/>
+          <w:bCs w:val="0"/>
+          <w:i w:val="0"/>
+          <w:iCs w:val="0"/>
           <w:smallCaps w:val="0"/>
           <w:strike w:val="0"/>
           <w:color w:val="35383a"/>
@@ -9924,7 +10485,9 @@
         <w:rPr>
           <w:rFonts w:ascii="Arial" w:cs="Arial" w:eastAsia="Arial" w:hAnsi="Arial"/>
           <w:b w:val="0"/>
-          <w:i w:val="0"/>
+          <w:bCs w:val="0"/>
+          <w:i w:val="0"/>
+          <w:iCs w:val="0"/>
           <w:smallCaps w:val="0"/>
           <w:strike w:val="0"/>
           <w:color w:val="35383a"/>
@@ -9963,7 +10526,7 @@
     <w:sdt>
       <w:sdtPr>
         <w:lock w:val="contentLocked"/>
-        <w:id w:val="-1499394164"/>
+        <w:id w:val="-1422905124"/>
         <w:tag w:val="goog_rdk_0"/>
       </w:sdtPr>
       <w:sdtContent>
@@ -10204,7 +10767,9 @@
         <w:rPr>
           <w:rFonts w:ascii="Arial" w:cs="Arial" w:eastAsia="Arial" w:hAnsi="Arial"/>
           <w:b w:val="0"/>
-          <w:i w:val="0"/>
+          <w:bCs w:val="0"/>
+          <w:i w:val="0"/>
+          <w:iCs w:val="0"/>
           <w:smallCaps w:val="0"/>
           <w:strike w:val="0"/>
           <w:color w:val="35383a"/>
@@ -10219,7 +10784,9 @@
         <w:rPr>
           <w:rFonts w:ascii="Arial" w:cs="Arial" w:eastAsia="Arial" w:hAnsi="Arial"/>
           <w:b w:val="0"/>
-          <w:i w:val="0"/>
+          <w:bCs w:val="0"/>
+          <w:i w:val="0"/>
+          <w:iCs w:val="0"/>
           <w:smallCaps w:val="0"/>
           <w:strike w:val="0"/>
           <w:color w:val="35383a"/>
@@ -10253,7 +10820,9 @@
         <w:rPr>
           <w:rFonts w:ascii="Arial" w:cs="Arial" w:eastAsia="Arial" w:hAnsi="Arial"/>
           <w:b w:val="0"/>
-          <w:i w:val="0"/>
+          <w:bCs w:val="0"/>
+          <w:i w:val="0"/>
+          <w:iCs w:val="0"/>
           <w:smallCaps w:val="0"/>
           <w:strike w:val="0"/>
           <w:color w:val="35383a"/>
@@ -10268,7 +10837,9 @@
         <w:rPr>
           <w:rFonts w:ascii="Arial" w:cs="Arial" w:eastAsia="Arial" w:hAnsi="Arial"/>
           <w:b w:val="0"/>
-          <w:i w:val="0"/>
+          <w:bCs w:val="0"/>
+          <w:i w:val="0"/>
+          <w:iCs w:val="0"/>
           <w:smallCaps w:val="0"/>
           <w:strike w:val="0"/>
           <w:color w:val="35383a"/>
@@ -10317,7 +10888,9 @@
         <w:rPr>
           <w:rFonts w:ascii="Arial" w:cs="Arial" w:eastAsia="Arial" w:hAnsi="Arial"/>
           <w:b w:val="0"/>
-          <w:i w:val="0"/>
+          <w:bCs w:val="0"/>
+          <w:i w:val="0"/>
+          <w:iCs w:val="0"/>
           <w:smallCaps w:val="0"/>
           <w:strike w:val="0"/>
           <w:color w:val="000000"/>
@@ -10332,7 +10905,9 @@
         <w:rPr>
           <w:rFonts w:ascii="Arial" w:cs="Arial" w:eastAsia="Arial" w:hAnsi="Arial"/>
           <w:b w:val="0"/>
-          <w:i w:val="0"/>
+          <w:bCs w:val="0"/>
+          <w:i w:val="0"/>
+          <w:iCs w:val="0"/>
           <w:smallCaps w:val="0"/>
           <w:strike w:val="0"/>
           <w:color w:val="35383a"/>
@@ -10370,7 +10945,7 @@
     <w:sdt>
       <w:sdtPr>
         <w:lock w:val="contentLocked"/>
-        <w:id w:val="-1584617966"/>
+        <w:id w:val="179690716"/>
         <w:tag w:val="goog_rdk_1"/>
       </w:sdtPr>
       <w:sdtContent>
@@ -10929,7 +11504,9 @@
         <w:rPr>
           <w:rFonts w:ascii="Arial" w:cs="Arial" w:eastAsia="Arial" w:hAnsi="Arial"/>
           <w:b w:val="1"/>
-          <w:i w:val="0"/>
+          <w:bCs w:val="1"/>
+          <w:i w:val="0"/>
+          <w:iCs w:val="0"/>
           <w:smallCaps w:val="0"/>
           <w:strike w:val="0"/>
           <w:color w:val="000000"/>
@@ -10969,7 +11546,9 @@
         <w:rPr>
           <w:rFonts w:ascii="Times New Roman" w:cs="Times New Roman" w:eastAsia="Times New Roman" w:hAnsi="Times New Roman"/>
           <w:b w:val="0"/>
-          <w:i w:val="0"/>
+          <w:bCs w:val="0"/>
+          <w:i w:val="0"/>
+          <w:iCs w:val="0"/>
           <w:smallCaps w:val="0"/>
           <w:strike w:val="0"/>
           <w:color w:val="000000"/>
@@ -10984,7 +11563,9 @@
         <w:rPr>
           <w:rFonts w:ascii="Arial" w:cs="Arial" w:eastAsia="Arial" w:hAnsi="Arial"/>
           <w:b w:val="0"/>
-          <w:i w:val="0"/>
+          <w:bCs w:val="0"/>
+          <w:i w:val="0"/>
+          <w:iCs w:val="0"/>
           <w:smallCaps w:val="0"/>
           <w:strike w:val="0"/>
           <w:color w:val="35383a"/>
@@ -11001,7 +11582,9 @@
         <w:rPr>
           <w:rFonts w:ascii="Times New Roman" w:cs="Times New Roman" w:eastAsia="Times New Roman" w:hAnsi="Times New Roman"/>
           <w:b w:val="0"/>
-          <w:i w:val="0"/>
+          <w:bCs w:val="0"/>
+          <w:i w:val="0"/>
+          <w:iCs w:val="0"/>
           <w:smallCaps w:val="0"/>
           <w:strike w:val="0"/>
           <w:color w:val="35383a"/>
@@ -11040,7 +11623,9 @@
         <w:rPr>
           <w:rFonts w:ascii="Times New Roman" w:cs="Times New Roman" w:eastAsia="Times New Roman" w:hAnsi="Times New Roman"/>
           <w:b w:val="0"/>
-          <w:i w:val="0"/>
+          <w:bCs w:val="0"/>
+          <w:i w:val="0"/>
+          <w:iCs w:val="0"/>
           <w:smallCaps w:val="0"/>
           <w:strike w:val="0"/>
           <w:color w:val="000000"/>
@@ -11080,7 +11665,9 @@
         <w:rPr>
           <w:rFonts w:ascii="Times New Roman" w:cs="Times New Roman" w:eastAsia="Times New Roman" w:hAnsi="Times New Roman"/>
           <w:b w:val="0"/>
-          <w:i w:val="0"/>
+          <w:bCs w:val="0"/>
+          <w:i w:val="0"/>
+          <w:iCs w:val="0"/>
           <w:smallCaps w:val="0"/>
           <w:strike w:val="0"/>
           <w:color w:val="000000"/>
@@ -11095,7 +11682,9 @@
         <w:rPr>
           <w:rFonts w:ascii="Arial" w:cs="Arial" w:eastAsia="Arial" w:hAnsi="Arial"/>
           <w:b w:val="0"/>
-          <w:i w:val="0"/>
+          <w:bCs w:val="0"/>
+          <w:i w:val="0"/>
+          <w:iCs w:val="0"/>
           <w:smallCaps w:val="0"/>
           <w:strike w:val="0"/>
           <w:color w:val="35383a"/>
@@ -11112,7 +11701,9 @@
         <w:rPr>
           <w:rFonts w:ascii="Times New Roman" w:cs="Times New Roman" w:eastAsia="Times New Roman" w:hAnsi="Times New Roman"/>
           <w:b w:val="0"/>
-          <w:i w:val="0"/>
+          <w:bCs w:val="0"/>
+          <w:i w:val="0"/>
+          <w:iCs w:val="0"/>
           <w:smallCaps w:val="0"/>
           <w:strike w:val="0"/>
           <w:color w:val="35383a"/>
@@ -11154,7 +11745,9 @@
         <w:rPr>
           <w:rFonts w:ascii="Times New Roman" w:cs="Times New Roman" w:eastAsia="Times New Roman" w:hAnsi="Times New Roman"/>
           <w:b w:val="0"/>
-          <w:i w:val="0"/>
+          <w:bCs w:val="0"/>
+          <w:i w:val="0"/>
+          <w:iCs w:val="0"/>
           <w:smallCaps w:val="0"/>
           <w:strike w:val="0"/>
           <w:color w:val="000000"/>
@@ -11169,7 +11762,9 @@
         <w:rPr>
           <w:rFonts w:ascii="Arial" w:cs="Arial" w:eastAsia="Arial" w:hAnsi="Arial"/>
           <w:b w:val="0"/>
-          <w:i w:val="0"/>
+          <w:bCs w:val="0"/>
+          <w:i w:val="0"/>
+          <w:iCs w:val="0"/>
           <w:smallCaps w:val="0"/>
           <w:strike w:val="0"/>
           <w:color w:val="35383a"/>
@@ -11186,7 +11781,9 @@
         <w:rPr>
           <w:rFonts w:ascii="Times New Roman" w:cs="Times New Roman" w:eastAsia="Times New Roman" w:hAnsi="Times New Roman"/>
           <w:b w:val="0"/>
-          <w:i w:val="0"/>
+          <w:bCs w:val="0"/>
+          <w:i w:val="0"/>
+          <w:iCs w:val="0"/>
           <w:smallCaps w:val="0"/>
           <w:strike w:val="0"/>
           <w:color w:val="35383a"/>
@@ -11225,7 +11822,9 @@
         <w:rPr>
           <w:rFonts w:ascii="Times New Roman" w:cs="Times New Roman" w:eastAsia="Times New Roman" w:hAnsi="Times New Roman"/>
           <w:b w:val="0"/>
-          <w:i w:val="0"/>
+          <w:bCs w:val="0"/>
+          <w:i w:val="0"/>
+          <w:iCs w:val="0"/>
           <w:smallCaps w:val="0"/>
           <w:strike w:val="0"/>
           <w:color w:val="000000"/>
@@ -11265,7 +11864,9 @@
         <w:rPr>
           <w:rFonts w:ascii="Times New Roman" w:cs="Times New Roman" w:eastAsia="Times New Roman" w:hAnsi="Times New Roman"/>
           <w:b w:val="0"/>
-          <w:i w:val="0"/>
+          <w:bCs w:val="0"/>
+          <w:i w:val="0"/>
+          <w:iCs w:val="0"/>
           <w:smallCaps w:val="0"/>
           <w:strike w:val="0"/>
           <w:color w:val="000000"/>
@@ -11280,7 +11881,9 @@
         <w:rPr>
           <w:rFonts w:ascii="Arial" w:cs="Arial" w:eastAsia="Arial" w:hAnsi="Arial"/>
           <w:b w:val="0"/>
-          <w:i w:val="0"/>
+          <w:bCs w:val="0"/>
+          <w:i w:val="0"/>
+          <w:iCs w:val="0"/>
           <w:smallCaps w:val="0"/>
           <w:strike w:val="0"/>
           <w:color w:val="35383a"/>
@@ -11297,7 +11900,9 @@
         <w:rPr>
           <w:rFonts w:ascii="Times New Roman" w:cs="Times New Roman" w:eastAsia="Times New Roman" w:hAnsi="Times New Roman"/>
           <w:b w:val="0"/>
-          <w:i w:val="0"/>
+          <w:bCs w:val="0"/>
+          <w:i w:val="0"/>
+          <w:iCs w:val="0"/>
           <w:smallCaps w:val="0"/>
           <w:strike w:val="0"/>
           <w:color w:val="35383a"/>
@@ -11336,7 +11941,9 @@
         <w:rPr>
           <w:rFonts w:ascii="Times New Roman" w:cs="Times New Roman" w:eastAsia="Times New Roman" w:hAnsi="Times New Roman"/>
           <w:b w:val="0"/>
-          <w:i w:val="0"/>
+          <w:bCs w:val="0"/>
+          <w:i w:val="0"/>
+          <w:iCs w:val="0"/>
           <w:smallCaps w:val="0"/>
           <w:strike w:val="0"/>
           <w:color w:val="000000"/>
@@ -11373,7 +11980,9 @@
         <w:rPr>
           <w:rFonts w:ascii="Arial" w:cs="Arial" w:eastAsia="Arial" w:hAnsi="Arial"/>
           <w:b w:val="0"/>
-          <w:i w:val="0"/>
+          <w:bCs w:val="0"/>
+          <w:i w:val="0"/>
+          <w:iCs w:val="0"/>
           <w:smallCaps w:val="0"/>
           <w:strike w:val="0"/>
           <w:color w:val="000000"/>
@@ -11388,7 +11997,9 @@
         <w:rPr>
           <w:rFonts w:ascii="Arial" w:cs="Arial" w:eastAsia="Arial" w:hAnsi="Arial"/>
           <w:b w:val="0"/>
-          <w:i w:val="0"/>
+          <w:bCs w:val="0"/>
+          <w:i w:val="0"/>
+          <w:iCs w:val="0"/>
           <w:smallCaps w:val="0"/>
           <w:strike w:val="0"/>
           <w:color w:val="35383a"/>
@@ -11427,7 +12038,9 @@
         <w:rPr>
           <w:rFonts w:ascii="Arial" w:cs="Arial" w:eastAsia="Arial" w:hAnsi="Arial"/>
           <w:b w:val="0"/>
-          <w:i w:val="0"/>
+          <w:bCs w:val="0"/>
+          <w:i w:val="0"/>
+          <w:iCs w:val="0"/>
           <w:smallCaps w:val="0"/>
           <w:strike w:val="0"/>
           <w:color w:val="000000"/>
@@ -11442,7 +12055,9 @@
         <w:rPr>
           <w:rFonts w:ascii="Arial" w:cs="Arial" w:eastAsia="Arial" w:hAnsi="Arial"/>
           <w:b w:val="0"/>
-          <w:i w:val="0"/>
+          <w:bCs w:val="0"/>
+          <w:i w:val="0"/>
+          <w:iCs w:val="0"/>
           <w:smallCaps w:val="0"/>
           <w:strike w:val="0"/>
           <w:color w:val="000000"/>
@@ -11843,7 +12458,9 @@
       <w:rPr>
         <w:rFonts w:ascii="Times New Roman" w:cs="Times New Roman" w:eastAsia="Times New Roman" w:hAnsi="Times New Roman"/>
         <w:b w:val="0"/>
+        <w:bCs w:val="0"/>
         <w:i w:val="0"/>
+        <w:iCs w:val="0"/>
         <w:smallCaps w:val="0"/>
         <w:strike w:val="0"/>
         <w:color w:val="000000"/>
@@ -11996,7 +12613,9 @@
       <w:rPr>
         <w:rFonts w:ascii="Times New Roman" w:cs="Times New Roman" w:eastAsia="Times New Roman" w:hAnsi="Times New Roman"/>
         <w:b w:val="0"/>
+        <w:bCs w:val="0"/>
         <w:i w:val="0"/>
+        <w:iCs w:val="0"/>
         <w:smallCaps w:val="0"/>
         <w:strike w:val="0"/>
         <w:color w:val="000000"/>
@@ -12037,7 +12656,9 @@
       <w:rPr>
         <w:rFonts w:ascii="Times New Roman" w:cs="Times New Roman" w:eastAsia="Times New Roman" w:hAnsi="Times New Roman"/>
         <w:b w:val="0"/>
+        <w:bCs w:val="0"/>
         <w:i w:val="0"/>
+        <w:iCs w:val="0"/>
         <w:smallCaps w:val="0"/>
         <w:strike w:val="0"/>
         <w:color w:val="000000"/>
@@ -12071,7 +12692,9 @@
       <w:rPr>
         <w:rFonts w:ascii="Noto Sans Symbols" w:cs="Noto Sans Symbols" w:eastAsia="Noto Sans Symbols" w:hAnsi="Noto Sans Symbols"/>
         <w:b w:val="0"/>
+        <w:bCs w:val="0"/>
         <w:i w:val="0"/>
+        <w:iCs w:val="0"/>
         <w:sz w:val="20"/>
         <w:szCs w:val="20"/>
       </w:rPr>
@@ -12169,7 +12792,9 @@
       <w:rPr>
         <w:rFonts w:ascii="Times New Roman" w:cs="Times New Roman" w:eastAsia="Times New Roman" w:hAnsi="Times New Roman"/>
         <w:b w:val="1"/>
+        <w:bCs w:val="1"/>
         <w:i w:val="0"/>
+        <w:iCs w:val="0"/>
         <w:sz w:val="20"/>
         <w:szCs w:val="20"/>
       </w:rPr>
@@ -12185,7 +12810,9 @@
       <w:rPr>
         <w:rFonts w:ascii="Times New Roman" w:cs="Times New Roman" w:eastAsia="Times New Roman" w:hAnsi="Times New Roman"/>
         <w:b w:val="1"/>
+        <w:bCs w:val="1"/>
         <w:i w:val="0"/>
+        <w:iCs w:val="0"/>
         <w:sz w:val="20"/>
         <w:szCs w:val="20"/>
       </w:rPr>
@@ -12201,7 +12828,9 @@
       <w:rPr>
         <w:rFonts w:ascii="Times New Roman" w:cs="Times New Roman" w:eastAsia="Times New Roman" w:hAnsi="Times New Roman"/>
         <w:b w:val="0"/>
+        <w:bCs w:val="0"/>
         <w:i w:val="0"/>
+        <w:iCs w:val="0"/>
         <w:sz w:val="20"/>
         <w:szCs w:val="20"/>
       </w:rPr>
@@ -12316,6 +12945,7 @@
     <w:rPr>
       <w:rFonts w:ascii="Times New Roman" w:cs="Times New Roman" w:eastAsia="Times New Roman" w:hAnsi="Times New Roman"/>
       <w:b w:val="1"/>
+      <w:bCs w:val="1"/>
       <w:sz w:val="20"/>
       <w:szCs w:val="20"/>
     </w:rPr>
@@ -12330,6 +12960,7 @@
     <w:rPr>
       <w:rFonts w:ascii="Arial" w:cs="Arial" w:eastAsia="Arial" w:hAnsi="Arial"/>
       <w:b w:val="1"/>
+      <w:bCs w:val="1"/>
       <w:sz w:val="20"/>
       <w:szCs w:val="20"/>
     </w:rPr>
@@ -12346,6 +12977,7 @@
     </w:pPr>
     <w:rPr>
       <w:b w:val="1"/>
+      <w:bCs w:val="1"/>
       <w:sz w:val="28"/>
       <w:szCs w:val="28"/>
     </w:rPr>
@@ -12362,6 +12994,7 @@
     </w:pPr>
     <w:rPr>
       <w:b w:val="1"/>
+      <w:bCs w:val="1"/>
       <w:sz w:val="24"/>
       <w:szCs w:val="24"/>
     </w:rPr>
@@ -12378,6 +13011,7 @@
     </w:pPr>
     <w:rPr>
       <w:b w:val="1"/>
+      <w:bCs w:val="1"/>
       <w:sz w:val="22"/>
       <w:szCs w:val="22"/>
     </w:rPr>
@@ -12394,6 +13028,7 @@
     </w:pPr>
     <w:rPr>
       <w:b w:val="1"/>
+      <w:bCs w:val="1"/>
       <w:sz w:val="20"/>
       <w:szCs w:val="20"/>
     </w:rPr>
@@ -12410,6 +13045,7 @@
     </w:pPr>
     <w:rPr>
       <w:b w:val="1"/>
+      <w:bCs w:val="1"/>
       <w:sz w:val="72"/>
       <w:szCs w:val="72"/>
     </w:rPr>
@@ -12572,6 +13208,7 @@
     <w:rPr>
       <w:rFonts w:ascii="Georgia" w:cs="Georgia" w:eastAsia="Georgia" w:hAnsi="Georgia"/>
       <w:i w:val="1"/>
+      <w:iCs w:val="1"/>
       <w:color w:val="666666"/>
       <w:sz w:val="48"/>
       <w:szCs w:val="48"/>
